--- a/BIT4107_Logbook_Weeks1_2_3 (1).docx
+++ b/BIT4107_Logbook_Weeks1_2_3 (1).docx
@@ -17,143 +17,52 @@
     </w:p>
     <w:p>
       <w:r>
-        <w:t>Student Name:</w:t>
+        <w:t xml:space="preserve">Student Name: NOELLE BLESSING </w:t>
+      </w:r>
+    </w:p>
+    <w:p>
+      <w:r>
+        <w:t>Admission Number: BIT/2024/73309</w:t>
+      </w:r>
+    </w:p>
+    <w:p>
+      <w:r>
+        <w:t>School/Faculty: SCHOOL OF COM</w:t>
       </w:r>
       <w:r>
         <w:rPr>
           <w:rFonts w:hint="default"/>
           <w:lang w:val="en-US"/>
         </w:rPr>
-        <w:t xml:space="preserve">NOELLE BLESSING OCHIENG </w:t>
-      </w:r>
-      <w:r>
-        <w:t xml:space="preserve"> </w:t>
-      </w:r>
-    </w:p>
-    <w:p>
-      <w:pPr>
-        <w:rPr>
-          <w:rFonts w:hint="default"/>
-          <w:lang w:val="en-US"/>
-        </w:rPr>
-      </w:pPr>
-      <w:r>
-        <w:t>Admission Number:</w:t>
-      </w:r>
-      <w:r>
-        <w:rPr>
-          <w:rFonts w:hint="default"/>
-          <w:lang w:val="en-US"/>
-        </w:rPr>
-        <w:t xml:space="preserve"> BIT/2024/73309</w:t>
-      </w:r>
-    </w:p>
-    <w:p>
-      <w:pPr>
-        <w:rPr>
-          <w:rFonts w:hint="default"/>
-          <w:lang w:val="en-US"/>
-        </w:rPr>
-      </w:pPr>
-      <w:r>
-        <w:t xml:space="preserve">School/Faculty: </w:t>
-      </w:r>
-      <w:r>
-        <w:rPr>
-          <w:rFonts w:hint="default"/>
-          <w:lang w:val="en-US"/>
-        </w:rPr>
-        <w:t>SCHOOL OF  COMPUTING AND INFORMATICS</w:t>
-      </w:r>
-    </w:p>
-    <w:p>
-      <w:pPr>
-        <w:rPr>
-          <w:rFonts w:hint="default"/>
-          <w:lang w:val="en-US"/>
-        </w:rPr>
-      </w:pPr>
-      <w:r>
-        <w:t xml:space="preserve">Programme: </w:t>
-      </w:r>
-      <w:r>
-        <w:rPr>
-          <w:rFonts w:hint="default"/>
-          <w:lang w:val="en-US"/>
-        </w:rPr>
-        <w:t xml:space="preserve">MOBILE APPLICATION AND DEVELOPMENT </w:t>
-      </w:r>
-    </w:p>
-    <w:p>
-      <w:pPr>
-        <w:rPr>
-          <w:rFonts w:hint="default"/>
-          <w:lang w:val="en-US"/>
-        </w:rPr>
-      </w:pPr>
-      <w:r>
-        <w:t>Academic Year:</w:t>
-      </w:r>
-      <w:r>
-        <w:rPr>
-          <w:rFonts w:hint="default"/>
-          <w:lang w:val="en-US"/>
-        </w:rPr>
-        <w:t xml:space="preserve"> YEAR THREE</w:t>
-      </w:r>
-    </w:p>
-    <w:p>
-      <w:pPr>
-        <w:rPr>
-          <w:rFonts w:hint="default"/>
-          <w:lang w:val="en-US"/>
-        </w:rPr>
-      </w:pPr>
-      <w:r>
-        <w:t xml:space="preserve">Semester: </w:t>
-      </w:r>
-      <w:r>
-        <w:rPr>
-          <w:rFonts w:hint="default"/>
-          <w:lang w:val="en-US"/>
-        </w:rPr>
-        <w:t>SEMESTER 2</w:t>
-      </w:r>
-    </w:p>
-    <w:p>
-      <w:pPr>
-        <w:rPr>
-          <w:rFonts w:hint="default"/>
-          <w:lang w:val="en-US"/>
-        </w:rPr>
-      </w:pPr>
-      <w:r>
-        <w:t xml:space="preserve">Lecturer: </w:t>
-      </w:r>
-      <w:r>
-        <w:rPr>
-          <w:rFonts w:hint="default"/>
-          <w:lang w:val="en-US"/>
-        </w:rPr>
-        <w:t>MR MICHAEL NYORO</w:t>
-      </w:r>
-    </w:p>
-    <w:p>
-      <w:pPr>
-        <w:rPr>
-          <w:rFonts w:hint="default"/>
-          <w:lang w:val="en-US"/>
-        </w:rPr>
-      </w:pPr>
-      <w:r>
-        <w:t xml:space="preserve">Phone Number: </w:t>
-      </w:r>
-      <w:r>
-        <w:rPr>
-          <w:rFonts w:hint="default"/>
-          <w:lang w:val="en-US"/>
-        </w:rPr>
-        <w:t>0703358067</w:t>
+        <w:t>P</w:t>
+      </w:r>
+      <w:r>
+        <w:t xml:space="preserve">UTING AND INFORMATICS </w:t>
+      </w:r>
+    </w:p>
+    <w:p>
+      <w:r>
+        <w:t xml:space="preserve">Programme: MOBILE APPLICATION AND DEVELOPMENT </w:t>
+      </w:r>
+    </w:p>
+    <w:p>
+      <w:r>
+        <w:t>Academic Year: YEAR 3</w:t>
+      </w:r>
+    </w:p>
+    <w:p>
+      <w:r>
+        <w:t>Semester: SEMESTER TWO</w:t>
+      </w:r>
+    </w:p>
+    <w:p>
+      <w:r>
+        <w:t>Lecturer: MICHAEL NYORO</w:t>
+      </w:r>
+    </w:p>
+    <w:p>
+      <w:r>
+        <w:t>Phone Number: 0703358067</w:t>
       </w:r>
       <w:bookmarkStart w:id="0" w:name="_GoBack"/>
       <w:bookmarkEnd w:id="0"/>
@@ -178,35 +87,40 @@
     </w:p>
     <w:p>
       <w:r>
+        <w:t>Each week to follow remarks in week 1 section.</w:t>
+      </w:r>
+    </w:p>
+    <w:p>
+      <w:r>
+        <w:br w:type="page"/>
+      </w:r>
+    </w:p>
+    <w:p>
+      <w:pPr>
+        <w:pStyle w:val="2"/>
+      </w:pPr>
+      <w:r>
+        <w:t>Week 1: Introduction to Mobile Application Development</w:t>
+      </w:r>
+    </w:p>
+    <w:p>
+      <w:pPr>
+        <w:pStyle w:val="3"/>
+      </w:pPr>
+      <w:r>
+        <w:t>Practical Activities Undertaken</w:t>
+      </w:r>
+    </w:p>
+    <w:p>
+      <w:pPr>
         <w:rPr>
-          <w:lang w:val="en-US"/>
+          <w:u w:val="single"/>
         </w:rPr>
-        <w:t>Each week to follow remarks in week 1 section.</w:t>
-      </w:r>
-    </w:p>
-    <w:p>
-      <w:r>
-        <w:br w:type="page"/>
-      </w:r>
-    </w:p>
-    <w:p>
-      <w:pPr>
-        <w:pStyle w:val="2"/>
-      </w:pPr>
-      <w:r>
-        <w:t>Week 1: Introduction to Mobile Application Development</w:t>
-      </w:r>
-    </w:p>
-    <w:p>
-      <w:pPr>
-        <w:pStyle w:val="3"/>
-      </w:pPr>
-      <w:r>
-        <w:t>Practical Activities Undertaken</w:t>
-      </w:r>
-    </w:p>
-    <w:p>
-      <w:r>
+      </w:pPr>
+      <w:r>
+        <w:rPr>
+          <w:u w:val="single"/>
+        </w:rPr>
         <w:t>Figure 1: VS Code open showing Welcome screen and GitHub Copilot panel</w:t>
       </w:r>
     </w:p>
@@ -216,20 +130,24 @@
       </w:pPr>
       <w:r>
         <w:drawing>
-          <wp:inline distT="0" distB="0" distL="114300" distR="114300">
-            <wp:extent cx="5399405" cy="3043555"/>
-            <wp:effectExtent l="0" t="0" r="0" b="0"/>
-            <wp:docPr id="101" name="Figure1"/>
-            <wp:cNvGraphicFramePr/>
+          <wp:inline distT="0" distB="0" distL="0" distR="0">
+            <wp:extent cx="5399405" cy="3047365"/>
+            <wp:effectExtent l="0" t="0" r="0" b="635"/>
+            <wp:docPr id="170158695" name="Picture 1"/>
+            <wp:cNvGraphicFramePr>
+              <a:graphicFrameLocks xmlns:a="http://schemas.openxmlformats.org/drawingml/2006/main" noChangeAspect="1"/>
+            </wp:cNvGraphicFramePr>
             <a:graphic xmlns:a="http://schemas.openxmlformats.org/drawingml/2006/main">
               <a:graphicData uri="http://schemas.openxmlformats.org/drawingml/2006/picture">
                 <pic:pic xmlns:pic="http://schemas.openxmlformats.org/drawingml/2006/picture">
                   <pic:nvPicPr>
-                    <pic:cNvPr id="101" name="Figure1"/>
-                    <pic:cNvPicPr/>
+                    <pic:cNvPr id="170158695" name="Picture 1"/>
+                    <pic:cNvPicPr>
+                      <a:picLocks noChangeAspect="1"/>
+                    </pic:cNvPicPr>
                   </pic:nvPicPr>
                   <pic:blipFill>
-                    <a:blip r:embed="rId6"/>
+                    <a:blip r:embed="rId8"/>
                     <a:stretch>
                       <a:fillRect/>
                     </a:stretch>
@@ -237,7 +155,7 @@
                   <pic:spPr>
                     <a:xfrm>
                       <a:off x="0" y="0"/>
-                      <a:ext cx="5400000" cy="3043636"/>
+                      <a:ext cx="5400000" cy="3047619"/>
                     </a:xfrm>
                     <a:prstGeom prst="rect">
                       <a:avLst/>
@@ -250,8 +168,17 @@
         </w:drawing>
       </w:r>
     </w:p>
-    <w:p>
-      <w:r>
+    <w:p/>
+    <w:p>
+      <w:pPr>
+        <w:rPr>
+          <w:u w:val="single"/>
+        </w:rPr>
+      </w:pPr>
+      <w:r>
+        <w:rPr>
+          <w:u w:val="single"/>
+        </w:rPr>
         <w:t>Figure 2: Flutter SDK folder structure in File Explorer</w:t>
       </w:r>
     </w:p>
@@ -261,20 +188,24 @@
       </w:pPr>
       <w:r>
         <w:drawing>
-          <wp:inline distT="0" distB="0" distL="114300" distR="114300">
-            <wp:extent cx="5399405" cy="3043555"/>
-            <wp:effectExtent l="0" t="0" r="0" b="0"/>
-            <wp:docPr id="102" name="Figure2"/>
-            <wp:cNvGraphicFramePr/>
+          <wp:inline distT="0" distB="0" distL="0" distR="0">
+            <wp:extent cx="5399405" cy="3047365"/>
+            <wp:effectExtent l="0" t="0" r="0" b="635"/>
+            <wp:docPr id="960764887" name="Picture 1"/>
+            <wp:cNvGraphicFramePr>
+              <a:graphicFrameLocks xmlns:a="http://schemas.openxmlformats.org/drawingml/2006/main" noChangeAspect="1"/>
+            </wp:cNvGraphicFramePr>
             <a:graphic xmlns:a="http://schemas.openxmlformats.org/drawingml/2006/main">
               <a:graphicData uri="http://schemas.openxmlformats.org/drawingml/2006/picture">
                 <pic:pic xmlns:pic="http://schemas.openxmlformats.org/drawingml/2006/picture">
                   <pic:nvPicPr>
-                    <pic:cNvPr id="102" name="Figure2"/>
-                    <pic:cNvPicPr/>
+                    <pic:cNvPr id="960764887" name="Picture 1"/>
+                    <pic:cNvPicPr>
+                      <a:picLocks noChangeAspect="1"/>
+                    </pic:cNvPicPr>
                   </pic:nvPicPr>
                   <pic:blipFill>
-                    <a:blip r:embed="rId7"/>
+                    <a:blip r:embed="rId9"/>
                     <a:stretch>
                       <a:fillRect/>
                     </a:stretch>
@@ -282,7 +213,7 @@
                   <pic:spPr>
                     <a:xfrm>
                       <a:off x="0" y="0"/>
-                      <a:ext cx="5400000" cy="3043636"/>
+                      <a:ext cx="5400000" cy="3047619"/>
                     </a:xfrm>
                     <a:prstGeom prst="rect">
                       <a:avLst/>
@@ -296,7 +227,15 @@
       </w:r>
     </w:p>
     <w:p>
-      <w:r>
+      <w:pPr>
+        <w:rPr>
+          <w:u w:val="single"/>
+        </w:rPr>
+      </w:pPr>
+      <w:r>
+        <w:rPr>
+          <w:u w:val="single"/>
+        </w:rPr>
         <w:t>Figure 3: Flutter doctor showing green ticks — Flutter, Android toolchain, Chrome and Connected devices all working</w:t>
       </w:r>
     </w:p>
@@ -306,20 +245,24 @@
       </w:pPr>
       <w:r>
         <w:drawing>
-          <wp:inline distT="0" distB="0" distL="114300" distR="114300">
-            <wp:extent cx="5399405" cy="3043555"/>
-            <wp:effectExtent l="0" t="0" r="0" b="0"/>
-            <wp:docPr id="103" name="Figure3"/>
-            <wp:cNvGraphicFramePr/>
+          <wp:inline distT="0" distB="0" distL="0" distR="0">
+            <wp:extent cx="5399405" cy="3047365"/>
+            <wp:effectExtent l="0" t="0" r="0" b="635"/>
+            <wp:docPr id="707485366" name="Picture 1"/>
+            <wp:cNvGraphicFramePr>
+              <a:graphicFrameLocks xmlns:a="http://schemas.openxmlformats.org/drawingml/2006/main" noChangeAspect="1"/>
+            </wp:cNvGraphicFramePr>
             <a:graphic xmlns:a="http://schemas.openxmlformats.org/drawingml/2006/main">
               <a:graphicData uri="http://schemas.openxmlformats.org/drawingml/2006/picture">
                 <pic:pic xmlns:pic="http://schemas.openxmlformats.org/drawingml/2006/picture">
                   <pic:nvPicPr>
-                    <pic:cNvPr id="103" name="Figure3"/>
-                    <pic:cNvPicPr/>
+                    <pic:cNvPr id="707485366" name="Picture 1"/>
+                    <pic:cNvPicPr>
+                      <a:picLocks noChangeAspect="1"/>
+                    </pic:cNvPicPr>
                   </pic:nvPicPr>
                   <pic:blipFill>
-                    <a:blip r:embed="rId8"/>
+                    <a:blip r:embed="rId10"/>
                     <a:stretch>
                       <a:fillRect/>
                     </a:stretch>
@@ -327,7 +270,7 @@
                   <pic:spPr>
                     <a:xfrm>
                       <a:off x="0" y="0"/>
-                      <a:ext cx="5400000" cy="3043636"/>
+                      <a:ext cx="5400000" cy="3047619"/>
                     </a:xfrm>
                     <a:prstGeom prst="rect">
                       <a:avLst/>
@@ -340,8 +283,17 @@
         </w:drawing>
       </w:r>
     </w:p>
-    <w:p>
-      <w:r>
+    <w:p/>
+    <w:p>
+      <w:pPr>
+        <w:rPr>
+          <w:u w:val="single"/>
+        </w:rPr>
+      </w:pPr>
+      <w:r>
+        <w:rPr>
+          <w:u w:val="single"/>
+        </w:rPr>
         <w:t>Figure 4: Default Flutter app running on Chrome — showing counter button functionality</w:t>
       </w:r>
     </w:p>
@@ -351,7 +303,7 @@
       </w:pPr>
       <w:r>
         <w:drawing>
-          <wp:inline distT="0" distB="0" distL="114300" distR="114300">
+          <wp:inline distT="0" distB="0" distL="0" distR="0">
             <wp:extent cx="5399405" cy="3043555"/>
             <wp:effectExtent l="0" t="0" r="0" b="0"/>
             <wp:docPr id="104" name="Figure4"/>
@@ -361,96 +313,6 @@
                 <pic:pic xmlns:pic="http://schemas.openxmlformats.org/drawingml/2006/picture">
                   <pic:nvPicPr>
                     <pic:cNvPr id="104" name="Figure4"/>
-                    <pic:cNvPicPr/>
-                  </pic:nvPicPr>
-                  <pic:blipFill>
-                    <a:blip r:embed="rId9"/>
-                    <a:stretch>
-                      <a:fillRect/>
-                    </a:stretch>
-                  </pic:blipFill>
-                  <pic:spPr>
-                    <a:xfrm>
-                      <a:off x="0" y="0"/>
-                      <a:ext cx="5400000" cy="3043636"/>
-                    </a:xfrm>
-                    <a:prstGeom prst="rect">
-                      <a:avLst/>
-                    </a:prstGeom>
-                  </pic:spPr>
-                </pic:pic>
-              </a:graphicData>
-            </a:graphic>
-          </wp:inline>
-        </w:drawing>
-      </w:r>
-    </w:p>
-    <w:p>
-      <w:r>
-        <w:t>Figure 5: App title changed to ‘my first app practice scenario’ — visible in browser tab and app header</w:t>
-      </w:r>
-    </w:p>
-    <w:p>
-      <w:pPr>
-        <w:jc w:val="center"/>
-      </w:pPr>
-      <w:r>
-        <w:drawing>
-          <wp:inline distT="0" distB="0" distL="114300" distR="114300">
-            <wp:extent cx="5399405" cy="3043555"/>
-            <wp:effectExtent l="0" t="0" r="0" b="0"/>
-            <wp:docPr id="105" name="Figure5"/>
-            <wp:cNvGraphicFramePr/>
-            <a:graphic xmlns:a="http://schemas.openxmlformats.org/drawingml/2006/main">
-              <a:graphicData uri="http://schemas.openxmlformats.org/drawingml/2006/picture">
-                <pic:pic xmlns:pic="http://schemas.openxmlformats.org/drawingml/2006/picture">
-                  <pic:nvPicPr>
-                    <pic:cNvPr id="105" name="Figure5"/>
-                    <pic:cNvPicPr/>
-                  </pic:nvPicPr>
-                  <pic:blipFill>
-                    <a:blip r:embed="rId10"/>
-                    <a:stretch>
-                      <a:fillRect/>
-                    </a:stretch>
-                  </pic:blipFill>
-                  <pic:spPr>
-                    <a:xfrm>
-                      <a:off x="0" y="0"/>
-                      <a:ext cx="5400000" cy="3043636"/>
-                    </a:xfrm>
-                    <a:prstGeom prst="rect">
-                      <a:avLst/>
-                    </a:prstGeom>
-                  </pic:spPr>
-                </pic:pic>
-              </a:graphicData>
-            </a:graphic>
-          </wp:inline>
-        </w:drawing>
-      </w:r>
-    </w:p>
-    <w:p>
-      <w:r>
-        <w:t>Figure 6: Background color changed to blue</w:t>
-      </w:r>
-    </w:p>
-    <w:p>
-      <w:pPr>
-        <w:jc w:val="center"/>
-      </w:pPr>
-      <w:r>
-        <w:drawing>
-          <wp:inline distT="0" distB="0" distL="114300" distR="114300">
-            <wp:extent cx="5399405" cy="3043555"/>
-            <wp:effectExtent l="0" t="0" r="0" b="0"/>
-            <wp:docPr id="106" name="Figure6"/>
-            <wp:cNvGraphicFramePr/>
-            <a:graphic xmlns:a="http://schemas.openxmlformats.org/drawingml/2006/main">
-              <a:graphicData uri="http://schemas.openxmlformats.org/drawingml/2006/picture">
-                <pic:pic xmlns:pic="http://schemas.openxmlformats.org/drawingml/2006/picture">
-                  <pic:nvPicPr>
-                    <pic:cNvPr id="106" name="Figure6"/>
                     <pic:cNvPicPr/>
                   </pic:nvPicPr>
                   <pic:blipFill>
@@ -476,8 +338,16 @@
       </w:r>
     </w:p>
     <w:p>
-      <w:r>
-        <w:t>Figure 7: App showing updated font size and button working — counter showing 6 after button presses</w:t>
+      <w:pPr>
+        <w:rPr>
+          <w:u w:val="single"/>
+        </w:rPr>
+      </w:pPr>
+      <w:r>
+        <w:rPr>
+          <w:u w:val="single"/>
+        </w:rPr>
+        <w:t>Figure 5: App title changed to ‘my first app practice scenario’ — visible in browser tab and app header</w:t>
       </w:r>
     </w:p>
     <w:p>
@@ -486,16 +356,16 @@
       </w:pPr>
       <w:r>
         <w:drawing>
-          <wp:inline distT="0" distB="0" distL="114300" distR="114300">
+          <wp:inline distT="0" distB="0" distL="0" distR="0">
             <wp:extent cx="5399405" cy="3043555"/>
             <wp:effectExtent l="0" t="0" r="0" b="0"/>
-            <wp:docPr id="107" name="Figure7"/>
+            <wp:docPr id="105" name="Figure5"/>
             <wp:cNvGraphicFramePr/>
             <a:graphic xmlns:a="http://schemas.openxmlformats.org/drawingml/2006/main">
               <a:graphicData uri="http://schemas.openxmlformats.org/drawingml/2006/picture">
                 <pic:pic xmlns:pic="http://schemas.openxmlformats.org/drawingml/2006/picture">
                   <pic:nvPicPr>
-                    <pic:cNvPr id="107" name="Figure7"/>
+                    <pic:cNvPr id="105" name="Figure5"/>
                     <pic:cNvPicPr/>
                   </pic:nvPicPr>
                   <pic:blipFill>
@@ -520,61 +390,19 @@
         </w:drawing>
       </w:r>
     </w:p>
-    <w:p>
-      <w:r>
-        <w:t>Screenshots/Evidence Attached: Yes</w:t>
-      </w:r>
-    </w:p>
-    <w:p>
-      <w:pPr>
-        <w:pStyle w:val="3"/>
-      </w:pPr>
-      <w:r>
-        <w:t>Tools/Software Used</w:t>
-      </w:r>
-    </w:p>
-    <w:p>
-      <w:r>
-        <w:t>Visual Studio Code (VS Code), Flutter SDK v3.44.0 (Dart), Android SDK v34.0.0, Git, Node.js, Python, GitHub Copilot, Chrome Browser (as emulator)</w:t>
-      </w:r>
-    </w:p>
-    <w:p>
-      <w:pPr>
-        <w:pStyle w:val="3"/>
-      </w:pPr>
-      <w:r>
-        <w:t>Personal Reflection</w:t>
-      </w:r>
-    </w:p>
-    <w:p>
-      <w:r>
-        <w:t>Week 1 involved setting up the full mobile development environment using VS Code and Flutter SDK. Despite PATH configuration challenges with Flutter and Android SDK, all tools were successfully installed. A first Flutter app was created, run on Chrome, and customized with a new title, background color, and font size.</w:t>
-      </w:r>
-    </w:p>
-    <w:p>
-      <w:r>
-        <w:br w:type="page"/>
-      </w:r>
-    </w:p>
-    <w:p>
-      <w:pPr>
-        <w:pStyle w:val="2"/>
-      </w:pPr>
-      <w:r>
-        <w:t>Week 2: Mobile Development Environment</w:t>
-      </w:r>
-    </w:p>
-    <w:p>
-      <w:pPr>
-        <w:pStyle w:val="3"/>
-      </w:pPr>
-      <w:r>
-        <w:t>Practical Activities Undertaken</w:t>
-      </w:r>
-    </w:p>
-    <w:p>
-      <w:r>
-        <w:t>Figure 1: Login screen showing form validation errors on empty submission</w:t>
+    <w:p/>
+    <w:p/>
+    <w:p>
+      <w:pPr>
+        <w:rPr>
+          <w:u w:val="single"/>
+        </w:rPr>
+      </w:pPr>
+      <w:r>
+        <w:rPr>
+          <w:u w:val="single"/>
+        </w:rPr>
+        <w:t>Figure 6: Background color changed to blue</w:t>
       </w:r>
     </w:p>
     <w:p>
@@ -583,17 +411,21 @@
       </w:pPr>
       <w:r>
         <w:drawing>
-          <wp:inline distT="0" distB="0" distL="114300" distR="114300">
-            <wp:extent cx="5399405" cy="3043555"/>
-            <wp:effectExtent l="0" t="0" r="0" b="0"/>
-            <wp:docPr id="201" name="W2Figure1"/>
-            <wp:cNvGraphicFramePr/>
+          <wp:inline distT="0" distB="0" distL="0" distR="0">
+            <wp:extent cx="5399405" cy="3047365"/>
+            <wp:effectExtent l="0" t="0" r="0" b="635"/>
+            <wp:docPr id="263663418" name="Picture 1"/>
+            <wp:cNvGraphicFramePr>
+              <a:graphicFrameLocks xmlns:a="http://schemas.openxmlformats.org/drawingml/2006/main" noChangeAspect="1"/>
+            </wp:cNvGraphicFramePr>
             <a:graphic xmlns:a="http://schemas.openxmlformats.org/drawingml/2006/main">
               <a:graphicData uri="http://schemas.openxmlformats.org/drawingml/2006/picture">
                 <pic:pic xmlns:pic="http://schemas.openxmlformats.org/drawingml/2006/picture">
                   <pic:nvPicPr>
-                    <pic:cNvPr id="201" name="W2Figure1"/>
-                    <pic:cNvPicPr/>
+                    <pic:cNvPr id="263663418" name="Picture 1"/>
+                    <pic:cNvPicPr>
+                      <a:picLocks noChangeAspect="1"/>
+                    </pic:cNvPicPr>
                   </pic:nvPicPr>
                   <pic:blipFill>
                     <a:blip r:embed="rId13"/>
@@ -604,7 +436,7 @@
                   <pic:spPr>
                     <a:xfrm>
                       <a:off x="0" y="0"/>
-                      <a:ext cx="5400000" cy="3043636"/>
+                      <a:ext cx="5400000" cy="3047619"/>
                     </a:xfrm>
                     <a:prstGeom prst="rect">
                       <a:avLst/>
@@ -619,6 +451,115 @@
     </w:p>
     <w:p>
       <w:r>
+        <w:t>Screenshots/Evidence Attached: Yes</w:t>
+      </w:r>
+    </w:p>
+    <w:p>
+      <w:pPr>
+        <w:pStyle w:val="3"/>
+      </w:pPr>
+      <w:r>
+        <w:t>Tools/Software Used</w:t>
+      </w:r>
+    </w:p>
+    <w:p>
+      <w:r>
+        <w:t>Visual Studio Code (VS Code), Flutter SDK v3.44.0 (Dart), Android SDK v34.0.0, Git, Node.js, Python, GitHub Copilot, Chrome Browser (as emulator)</w:t>
+      </w:r>
+    </w:p>
+    <w:p>
+      <w:pPr>
+        <w:pStyle w:val="3"/>
+      </w:pPr>
+      <w:r>
+        <w:t>Personal Reflection</w:t>
+      </w:r>
+    </w:p>
+    <w:p>
+      <w:r>
+        <w:t>Week 1 involved setting up the full mobile development environment using VS Code and Flutter SDK. Despite PATH configuration challenges with Flutter and Android SDK, all tools were successfully installed. A first Flutter app was created, run on Chrome, and customized with a new title, background color, and font size.</w:t>
+      </w:r>
+    </w:p>
+    <w:p>
+      <w:r>
+        <w:br w:type="page"/>
+      </w:r>
+    </w:p>
+    <w:p>
+      <w:pPr>
+        <w:pStyle w:val="2"/>
+      </w:pPr>
+      <w:r>
+        <w:t>Week 2: Mobile Development Environment</w:t>
+      </w:r>
+    </w:p>
+    <w:p>
+      <w:pPr>
+        <w:pStyle w:val="3"/>
+      </w:pPr>
+      <w:r>
+        <w:t>Practical Activities Undertaken</w:t>
+      </w:r>
+    </w:p>
+    <w:p>
+      <w:r>
+        <w:t>Figure 1: Login screen showing form validation errors on empty submission</w:t>
+      </w:r>
+    </w:p>
+    <w:p>
+      <w:pPr>
+        <w:jc w:val="center"/>
+      </w:pPr>
+      <w:r>
+        <w:drawing>
+          <wp:inline distT="0" distB="0" distL="0" distR="0">
+            <wp:extent cx="5401310" cy="3042285"/>
+            <wp:effectExtent l="0" t="0" r="8890" b="5715"/>
+            <wp:docPr id="746646427" name="Picture 2"/>
+            <wp:cNvGraphicFramePr>
+              <a:graphicFrameLocks xmlns:a="http://schemas.openxmlformats.org/drawingml/2006/main" noChangeAspect="1"/>
+            </wp:cNvGraphicFramePr>
+            <a:graphic xmlns:a="http://schemas.openxmlformats.org/drawingml/2006/main">
+              <a:graphicData uri="http://schemas.openxmlformats.org/drawingml/2006/picture">
+                <pic:pic xmlns:pic="http://schemas.openxmlformats.org/drawingml/2006/picture">
+                  <pic:nvPicPr>
+                    <pic:cNvPr id="746646427" name="Picture 2"/>
+                    <pic:cNvPicPr>
+                      <a:picLocks noChangeAspect="1" noChangeArrowheads="1"/>
+                    </pic:cNvPicPr>
+                  </pic:nvPicPr>
+                  <pic:blipFill>
+                    <a:blip r:embed="rId14">
+                      <a:extLst>
+                        <a:ext uri="{28A0092B-C50C-407E-A947-70E740481C1C}">
+                          <a14:useLocalDpi xmlns:a14="http://schemas.microsoft.com/office/drawing/2010/main" val="0"/>
+                        </a:ext>
+                      </a:extLst>
+                    </a:blip>
+                    <a:srcRect/>
+                    <a:stretch>
+                      <a:fillRect/>
+                    </a:stretch>
+                  </pic:blipFill>
+                  <pic:spPr>
+                    <a:xfrm>
+                      <a:off x="0" y="0"/>
+                      <a:ext cx="5401310" cy="3042285"/>
+                    </a:xfrm>
+                    <a:prstGeom prst="rect">
+                      <a:avLst/>
+                    </a:prstGeom>
+                    <a:noFill/>
+                  </pic:spPr>
+                </pic:pic>
+              </a:graphicData>
+            </a:graphic>
+          </wp:inline>
+        </w:drawing>
+      </w:r>
+    </w:p>
+    <w:p>
+      <w:r>
         <w:t>Figure 2: Student Registry screen showing empty state before any records are added</w:t>
       </w:r>
     </w:p>
@@ -628,7 +569,7 @@
       </w:pPr>
       <w:r>
         <w:drawing>
-          <wp:inline distT="0" distB="0" distL="114300" distR="114300">
+          <wp:inline distT="0" distB="0" distL="0" distR="0">
             <wp:extent cx="5399405" cy="3043555"/>
             <wp:effectExtent l="0" t="0" r="0" b="0"/>
             <wp:docPr id="202" name="W2Figure2"/>
@@ -638,51 +579,6 @@
                 <pic:pic xmlns:pic="http://schemas.openxmlformats.org/drawingml/2006/picture">
                   <pic:nvPicPr>
                     <pic:cNvPr id="202" name="W2Figure2"/>
-                    <pic:cNvPicPr/>
-                  </pic:nvPicPr>
-                  <pic:blipFill>
-                    <a:blip r:embed="rId14"/>
-                    <a:stretch>
-                      <a:fillRect/>
-                    </a:stretch>
-                  </pic:blipFill>
-                  <pic:spPr>
-                    <a:xfrm>
-                      <a:off x="0" y="0"/>
-                      <a:ext cx="5400000" cy="3043636"/>
-                    </a:xfrm>
-                    <a:prstGeom prst="rect">
-                      <a:avLst/>
-                    </a:prstGeom>
-                  </pic:spPr>
-                </pic:pic>
-              </a:graphicData>
-            </a:graphic>
-          </wp:inline>
-        </w:drawing>
-      </w:r>
-    </w:p>
-    <w:p>
-      <w:r>
-        <w:t>Figure 3: Student record saved — showing NOELLE, INFORMATION TECHNOLOGY | BIT/2024/73309</w:t>
-      </w:r>
-    </w:p>
-    <w:p>
-      <w:pPr>
-        <w:jc w:val="center"/>
-      </w:pPr>
-      <w:r>
-        <w:drawing>
-          <wp:inline distT="0" distB="0" distL="114300" distR="114300">
-            <wp:extent cx="5399405" cy="3043555"/>
-            <wp:effectExtent l="0" t="0" r="0" b="0"/>
-            <wp:docPr id="203" name="W2Figure3"/>
-            <wp:cNvGraphicFramePr/>
-            <a:graphic xmlns:a="http://schemas.openxmlformats.org/drawingml/2006/main">
-              <a:graphicData uri="http://schemas.openxmlformats.org/drawingml/2006/picture">
-                <pic:pic xmlns:pic="http://schemas.openxmlformats.org/drawingml/2006/picture">
-                  <pic:nvPicPr>
-                    <pic:cNvPr id="203" name="W2Figure3"/>
                     <pic:cNvPicPr/>
                   </pic:nvPicPr>
                   <pic:blipFill>
@@ -709,73 +605,25 @@
     </w:p>
     <w:p>
       <w:r>
-        <w:t>Screenshots/Evidence Attached: Yes</w:t>
-      </w:r>
-    </w:p>
-    <w:p>
-      <w:pPr>
-        <w:pStyle w:val="3"/>
-      </w:pPr>
-      <w:r>
-        <w:t>Tools/Software Used</w:t>
-      </w:r>
-    </w:p>
-    <w:p>
-      <w:r>
-        <w:t>Visual Studio Code (VS Code), Flutter SDK (Dart), Chrome Browser (as emulator)</w:t>
-      </w:r>
-    </w:p>
-    <w:p>
-      <w:pPr>
-        <w:pStyle w:val="3"/>
-      </w:pPr>
-      <w:r>
-        <w:t>Personal Reflection</w:t>
-      </w:r>
-    </w:p>
-    <w:p>
-      <w:r>
-        <w:t>Week 2 involved building a Mini Student Management App with login, form validation, multi-screen navigation, and in-memory record storage using Flutter. Challenges with state management and form validation were resolved using StatefulWidget and GlobalKey. The dark teal theme gave the app a professional finish.</w:t>
-      </w:r>
-    </w:p>
-    <w:p>
-      <w:pPr>
-        <w:pStyle w:val="2"/>
-      </w:pPr>
-      <w:r>
-        <w:t>Week 3: User Interface Design</w:t>
-      </w:r>
-    </w:p>
-    <w:p>
-      <w:pPr>
-        <w:pStyle w:val="3"/>
-      </w:pPr>
-      <w:r>
-        <w:t>Practical Activities Undertaken</w:t>
-      </w:r>
-    </w:p>
-    <w:p>
-      <w:r>
-        <w:t>Figma Wireframe — Screen 1: Authentication / Login</w:t>
-      </w:r>
-    </w:p>
-    <w:p>
-      <w:pPr>
-        <w:jc w:val="center"/>
-      </w:pPr>
+        <w:t>Figure 3: Student record saved — showing NOELLE, INFORMATION TECHNOLOGY | BIT/2024/73309</w:t>
+      </w:r>
       <w:r>
         <w:drawing>
-          <wp:inline distT="0" distB="0" distL="114300" distR="114300">
-            <wp:extent cx="5399405" cy="3043555"/>
-            <wp:effectExtent l="0" t="0" r="0" b="0"/>
-            <wp:docPr id="301" name="W3Fig1"/>
-            <wp:cNvGraphicFramePr/>
+          <wp:inline distT="0" distB="0" distL="0" distR="0">
+            <wp:extent cx="5399405" cy="3047365"/>
+            <wp:effectExtent l="0" t="0" r="0" b="635"/>
+            <wp:docPr id="1323720287" name="Picture 1"/>
+            <wp:cNvGraphicFramePr>
+              <a:graphicFrameLocks xmlns:a="http://schemas.openxmlformats.org/drawingml/2006/main" noChangeAspect="1"/>
+            </wp:cNvGraphicFramePr>
             <a:graphic xmlns:a="http://schemas.openxmlformats.org/drawingml/2006/main">
               <a:graphicData uri="http://schemas.openxmlformats.org/drawingml/2006/picture">
                 <pic:pic xmlns:pic="http://schemas.openxmlformats.org/drawingml/2006/picture">
                   <pic:nvPicPr>
-                    <pic:cNvPr id="301" name="W3Fig1"/>
-                    <pic:cNvPicPr/>
+                    <pic:cNvPr id="1323720287" name="Picture 1"/>
+                    <pic:cNvPicPr>
+                      <a:picLocks noChangeAspect="1"/>
+                    </pic:cNvPicPr>
                   </pic:nvPicPr>
                   <pic:blipFill>
                     <a:blip r:embed="rId16"/>
@@ -786,7 +634,7 @@
                   <pic:spPr>
                     <a:xfrm>
                       <a:off x="0" y="0"/>
-                      <a:ext cx="5400000" cy="3043636"/>
+                      <a:ext cx="5400000" cy="3047619"/>
                     </a:xfrm>
                     <a:prstGeom prst="rect">
                       <a:avLst/>
@@ -800,27 +648,88 @@
       </w:r>
     </w:p>
     <w:p>
-      <w:r>
-        <w:t>Figma Wireframe — Screen 2: Live Market Catalog</w:t>
-      </w:r>
-    </w:p>
-    <w:p>
       <w:pPr>
         <w:jc w:val="center"/>
       </w:pPr>
+    </w:p>
+    <w:p>
+      <w:r>
+        <w:t>Screenshots/Evidence Attached: Yes</w:t>
+      </w:r>
+    </w:p>
+    <w:p>
+      <w:pPr>
+        <w:pStyle w:val="3"/>
+      </w:pPr>
+      <w:r>
+        <w:t>Tools/Software Used</w:t>
+      </w:r>
+    </w:p>
+    <w:p>
+      <w:r>
+        <w:t>Visual Studio Code (VS Code), Flutter SDK (Dart), Chrome Browser (as emulator)</w:t>
+      </w:r>
+    </w:p>
+    <w:p>
+      <w:pPr>
+        <w:pStyle w:val="3"/>
+      </w:pPr>
+      <w:r>
+        <w:t>Personal Reflection</w:t>
+      </w:r>
+    </w:p>
+    <w:p>
+      <w:r>
+        <w:t>Week 2 involved building a Mini Student Management App with login, form validation, multi-screen navigation, and in-memory record storage using Flutter. Challenges with state management and form validation were resolved using StatefulWidget and GlobalKey. The dark teal theme gave the app a professional finish.</w:t>
+      </w:r>
+    </w:p>
+    <w:p>
+      <w:pPr>
+        <w:pStyle w:val="2"/>
+      </w:pPr>
+      <w:r>
+        <w:t>Week 3: User Interface Design</w:t>
+      </w:r>
+    </w:p>
+    <w:p>
+      <w:pPr>
+        <w:pStyle w:val="3"/>
+      </w:pPr>
+      <w:r>
+        <w:t>Practical Activities Undertaken</w:t>
+      </w:r>
+    </w:p>
+    <w:p/>
+    <w:p/>
+    <w:p/>
+    <w:p/>
+    <w:p/>
+    <w:p>
+      <w:r>
+        <w:t>Figma Wireframe — Screen 1: Authentication / Login</w:t>
+      </w:r>
+    </w:p>
+    <w:p>
+      <w:pPr>
+        <w:jc w:val="center"/>
+      </w:pPr>
       <w:r>
         <w:drawing>
-          <wp:inline distT="0" distB="0" distL="114300" distR="114300">
-            <wp:extent cx="5399405" cy="3043555"/>
-            <wp:effectExtent l="0" t="0" r="0" b="0"/>
-            <wp:docPr id="302" name="W3Fig2"/>
-            <wp:cNvGraphicFramePr/>
+          <wp:inline distT="0" distB="0" distL="0" distR="0">
+            <wp:extent cx="5399405" cy="3047365"/>
+            <wp:effectExtent l="0" t="0" r="0" b="635"/>
+            <wp:docPr id="601797926" name="Picture 1"/>
+            <wp:cNvGraphicFramePr>
+              <a:graphicFrameLocks xmlns:a="http://schemas.openxmlformats.org/drawingml/2006/main" noChangeAspect="1"/>
+            </wp:cNvGraphicFramePr>
             <a:graphic xmlns:a="http://schemas.openxmlformats.org/drawingml/2006/main">
               <a:graphicData uri="http://schemas.openxmlformats.org/drawingml/2006/picture">
                 <pic:pic xmlns:pic="http://schemas.openxmlformats.org/drawingml/2006/picture">
                   <pic:nvPicPr>
-                    <pic:cNvPr id="302" name="W3Fig2"/>
-                    <pic:cNvPicPr/>
+                    <pic:cNvPr id="601797926" name="Picture 1"/>
+                    <pic:cNvPicPr>
+                      <a:picLocks noChangeAspect="1"/>
+                    </pic:cNvPicPr>
                   </pic:nvPicPr>
                   <pic:blipFill>
                     <a:blip r:embed="rId17"/>
@@ -831,7 +740,7 @@
                   <pic:spPr>
                     <a:xfrm>
                       <a:off x="0" y="0"/>
-                      <a:ext cx="5400000" cy="3043636"/>
+                      <a:ext cx="5400000" cy="3047619"/>
                     </a:xfrm>
                     <a:prstGeom prst="rect">
                       <a:avLst/>
@@ -844,28 +753,33 @@
         </w:drawing>
       </w:r>
     </w:p>
-    <w:p>
-      <w:r>
-        <w:t>Figma Wireframe — Screen 3: Inventory Input Control</w:t>
-      </w:r>
-    </w:p>
-    <w:p>
-      <w:pPr>
-        <w:jc w:val="center"/>
-      </w:pPr>
+    <w:p/>
+    <w:p/>
+    <w:p/>
+    <w:p/>
+    <w:p/>
+    <w:p/>
+    <w:p>
+      <w:r>
+        <w:t>Figma Wireframe — Screen 2: Live Market Cata</w:t>
+      </w:r>
       <w:r>
         <w:drawing>
-          <wp:inline distT="0" distB="0" distL="114300" distR="114300">
-            <wp:extent cx="5399405" cy="3043555"/>
-            <wp:effectExtent l="0" t="0" r="0" b="0"/>
-            <wp:docPr id="303" name="W3Fig3"/>
-            <wp:cNvGraphicFramePr/>
+          <wp:inline distT="0" distB="0" distL="0" distR="0">
+            <wp:extent cx="5399405" cy="3047365"/>
+            <wp:effectExtent l="0" t="0" r="0" b="635"/>
+            <wp:docPr id="269391547" name="Picture 1"/>
+            <wp:cNvGraphicFramePr>
+              <a:graphicFrameLocks xmlns:a="http://schemas.openxmlformats.org/drawingml/2006/main" noChangeAspect="1"/>
+            </wp:cNvGraphicFramePr>
             <a:graphic xmlns:a="http://schemas.openxmlformats.org/drawingml/2006/main">
               <a:graphicData uri="http://schemas.openxmlformats.org/drawingml/2006/picture">
                 <pic:pic xmlns:pic="http://schemas.openxmlformats.org/drawingml/2006/picture">
                   <pic:nvPicPr>
-                    <pic:cNvPr id="303" name="W3Fig3"/>
-                    <pic:cNvPicPr/>
+                    <pic:cNvPr id="269391547" name="Picture 1"/>
+                    <pic:cNvPicPr>
+                      <a:picLocks noChangeAspect="1"/>
+                    </pic:cNvPicPr>
                   </pic:nvPicPr>
                   <pic:blipFill>
                     <a:blip r:embed="rId18"/>
@@ -876,7 +790,7 @@
                   <pic:spPr>
                     <a:xfrm>
                       <a:off x="0" y="0"/>
-                      <a:ext cx="5400000" cy="3043636"/>
+                      <a:ext cx="5400000" cy="3047619"/>
                     </a:xfrm>
                     <a:prstGeom prst="rect">
                       <a:avLst/>
@@ -890,27 +804,98 @@
       </w:r>
     </w:p>
     <w:p>
-      <w:r>
-        <w:t>Figma Wireframe — Screen 4: Real-Time P&amp;L Dashboard</w:t>
-      </w:r>
-    </w:p>
-    <w:p>
       <w:pPr>
         <w:jc w:val="center"/>
       </w:pPr>
       <w:r>
+        <mc:AlternateContent>
+          <mc:Choice Requires="wps">
+            <w:drawing>
+              <wp:inline distT="0" distB="0" distL="0" distR="0">
+                <wp:extent cx="304800" cy="304800"/>
+                <wp:effectExtent l="0" t="0" r="0" b="0"/>
+                <wp:docPr id="1388317562" name="Rectangle 3"/>
+                <wp:cNvGraphicFramePr>
+                  <a:graphicFrameLocks xmlns:a="http://schemas.openxmlformats.org/drawingml/2006/main" noChangeAspect="1"/>
+                </wp:cNvGraphicFramePr>
+                <a:graphic xmlns:a="http://schemas.openxmlformats.org/drawingml/2006/main">
+                  <a:graphicData uri="http://schemas.microsoft.com/office/word/2010/wordprocessingShape">
+                    <wps:wsp>
+                      <wps:cNvSpPr>
+                        <a:spLocks noChangeAspect="1" noChangeArrowheads="1"/>
+                      </wps:cNvSpPr>
+                      <wps:spPr bwMode="auto">
+                        <a:xfrm>
+                          <a:off x="0" y="0"/>
+                          <a:ext cx="304800" cy="304800"/>
+                        </a:xfrm>
+                        <a:prstGeom prst="rect">
+                          <a:avLst/>
+                        </a:prstGeom>
+                        <a:noFill/>
+                        <a:ln>
+                          <a:noFill/>
+                        </a:ln>
+                      </wps:spPr>
+                      <wps:bodyPr rot="0" vert="horz" wrap="square" lIns="91440" tIns="45720" rIns="91440" bIns="45720" anchor="t" anchorCtr="0" upright="1">
+                        <a:noAutofit/>
+                      </wps:bodyPr>
+                    </wps:wsp>
+                  </a:graphicData>
+                </a:graphic>
+              </wp:inline>
+            </w:drawing>
+          </mc:Choice>
+          <mc:Fallback>
+            <w:pict>
+              <v:rect id="Rectangle 3" o:spid="_x0000_s1026" o:spt="1" style="height:24pt;width:24pt;" filled="f" stroked="f" coordsize="21600,21600" o:gfxdata="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">
+                <v:fill on="f" focussize="0,0"/>
+                <v:stroke on="f"/>
+                <v:imagedata o:title=""/>
+                <o:lock v:ext="edit" aspectratio="t"/>
+                <w10:wrap type="none"/>
+                <w10:anchorlock/>
+              </v:rect>
+            </w:pict>
+          </mc:Fallback>
+        </mc:AlternateContent>
+      </w:r>
+    </w:p>
+    <w:p/>
+    <w:p>
+      <w:pPr>
+        <w:rPr>
+          <w:u w:val="single"/>
+        </w:rPr>
+      </w:pPr>
+      <w:r>
+        <w:rPr>
+          <w:u w:val="single"/>
+        </w:rPr>
+        <w:t>Figma Wireframe — Screen 3: Inventory Input Control</w:t>
+      </w:r>
+    </w:p>
+    <w:p>
+      <w:pPr>
+        <w:jc w:val="center"/>
+      </w:pPr>
+      <w:r>
         <w:drawing>
-          <wp:inline distT="0" distB="0" distL="114300" distR="114300">
-            <wp:extent cx="5399405" cy="3043555"/>
-            <wp:effectExtent l="0" t="0" r="0" b="0"/>
-            <wp:docPr id="304" name="W3Fig4"/>
-            <wp:cNvGraphicFramePr/>
+          <wp:inline distT="0" distB="0" distL="0" distR="0">
+            <wp:extent cx="5399405" cy="3047365"/>
+            <wp:effectExtent l="0" t="0" r="0" b="635"/>
+            <wp:docPr id="1449523670" name="Picture 1"/>
+            <wp:cNvGraphicFramePr>
+              <a:graphicFrameLocks xmlns:a="http://schemas.openxmlformats.org/drawingml/2006/main" noChangeAspect="1"/>
+            </wp:cNvGraphicFramePr>
             <a:graphic xmlns:a="http://schemas.openxmlformats.org/drawingml/2006/main">
               <a:graphicData uri="http://schemas.openxmlformats.org/drawingml/2006/picture">
                 <pic:pic xmlns:pic="http://schemas.openxmlformats.org/drawingml/2006/picture">
                   <pic:nvPicPr>
-                    <pic:cNvPr id="304" name="W3Fig4"/>
-                    <pic:cNvPicPr/>
+                    <pic:cNvPr id="1449523670" name="Picture 1"/>
+                    <pic:cNvPicPr>
+                      <a:picLocks noChangeAspect="1"/>
+                    </pic:cNvPicPr>
                   </pic:nvPicPr>
                   <pic:blipFill>
                     <a:blip r:embed="rId19"/>
@@ -921,7 +906,7 @@
                   <pic:spPr>
                     <a:xfrm>
                       <a:off x="0" y="0"/>
-                      <a:ext cx="5400000" cy="3043636"/>
+                      <a:ext cx="5400000" cy="3047619"/>
                     </a:xfrm>
                     <a:prstGeom prst="rect">
                       <a:avLst/>
@@ -936,7 +921,7 @@
     </w:p>
     <w:p>
       <w:r>
-        <w:t>Figma Wireframe — Screen 5: Intelligent Optimization Advisory</w:t>
+        <w:t>Figma Wireframe — Screen 4: Real-Time P&amp;L Dashboard</w:t>
       </w:r>
     </w:p>
     <w:p>
@@ -945,17 +930,21 @@
       </w:pPr>
       <w:r>
         <w:drawing>
-          <wp:inline distT="0" distB="0" distL="114300" distR="114300">
-            <wp:extent cx="5399405" cy="3043555"/>
-            <wp:effectExtent l="0" t="0" r="0" b="0"/>
-            <wp:docPr id="305" name="W3Fig5"/>
-            <wp:cNvGraphicFramePr/>
+          <wp:inline distT="0" distB="0" distL="0" distR="0">
+            <wp:extent cx="5399405" cy="3047365"/>
+            <wp:effectExtent l="0" t="0" r="0" b="635"/>
+            <wp:docPr id="609233882" name="Picture 1"/>
+            <wp:cNvGraphicFramePr>
+              <a:graphicFrameLocks xmlns:a="http://schemas.openxmlformats.org/drawingml/2006/main" noChangeAspect="1"/>
+            </wp:cNvGraphicFramePr>
             <a:graphic xmlns:a="http://schemas.openxmlformats.org/drawingml/2006/main">
               <a:graphicData uri="http://schemas.openxmlformats.org/drawingml/2006/picture">
                 <pic:pic xmlns:pic="http://schemas.openxmlformats.org/drawingml/2006/picture">
                   <pic:nvPicPr>
-                    <pic:cNvPr id="305" name="W3Fig5"/>
-                    <pic:cNvPicPr/>
+                    <pic:cNvPr id="609233882" name="Picture 1"/>
+                    <pic:cNvPicPr>
+                      <a:picLocks noChangeAspect="1"/>
+                    </pic:cNvPicPr>
                   </pic:nvPicPr>
                   <pic:blipFill>
                     <a:blip r:embed="rId20"/>
@@ -966,7 +955,7 @@
                   <pic:spPr>
                     <a:xfrm>
                       <a:off x="0" y="0"/>
-                      <a:ext cx="5400000" cy="3043636"/>
+                      <a:ext cx="5400000" cy="3047619"/>
                     </a:xfrm>
                     <a:prstGeom prst="rect">
                       <a:avLst/>
@@ -981,26 +970,27 @@
     </w:p>
     <w:p>
       <w:r>
-        <w:t>Real Device Test — Screen 1: Authentication (Android)</w:t>
-      </w:r>
-    </w:p>
-    <w:p>
-      <w:pPr>
-        <w:jc w:val="center"/>
-      </w:pPr>
+        <w:t>Figma Wireframe — Screen 5: Intelligent Optimization Advisory</w:t>
+      </w:r>
+    </w:p>
+    <w:p>
       <w:r>
         <w:drawing>
-          <wp:inline distT="0" distB="0" distL="114300" distR="114300">
-            <wp:extent cx="2571115" cy="5427980"/>
+          <wp:inline distT="0" distB="0" distL="0" distR="0">
+            <wp:extent cx="5486400" cy="3090545"/>
             <wp:effectExtent l="0" t="0" r="0" b="0"/>
-            <wp:docPr id="306" name="W3Dev1"/>
-            <wp:cNvGraphicFramePr/>
+            <wp:docPr id="1436038107" name="Picture 1"/>
+            <wp:cNvGraphicFramePr>
+              <a:graphicFrameLocks xmlns:a="http://schemas.openxmlformats.org/drawingml/2006/main" noChangeAspect="1"/>
+            </wp:cNvGraphicFramePr>
             <a:graphic xmlns:a="http://schemas.openxmlformats.org/drawingml/2006/main">
               <a:graphicData uri="http://schemas.openxmlformats.org/drawingml/2006/picture">
                 <pic:pic xmlns:pic="http://schemas.openxmlformats.org/drawingml/2006/picture">
                   <pic:nvPicPr>
-                    <pic:cNvPr id="306" name="W3Dev1"/>
-                    <pic:cNvPicPr/>
+                    <pic:cNvPr id="1436038107" name="Picture 1"/>
+                    <pic:cNvPicPr>
+                      <a:picLocks noChangeAspect="1"/>
+                    </pic:cNvPicPr>
                   </pic:nvPicPr>
                   <pic:blipFill>
                     <a:blip r:embed="rId21"/>
@@ -1011,7 +1001,7 @@
                   <pic:spPr>
                     <a:xfrm>
                       <a:off x="0" y="0"/>
-                      <a:ext cx="2571429" cy="5428571"/>
+                      <a:ext cx="5486400" cy="3090545"/>
                     </a:xfrm>
                     <a:prstGeom prst="rect">
                       <a:avLst/>
@@ -1024,27 +1014,40 @@
         </w:drawing>
       </w:r>
     </w:p>
-    <w:p>
-      <w:r>
-        <w:t>Real Device Test — Screen 2: Live Market Catalog (Android)</w:t>
-      </w:r>
-    </w:p>
+    <w:p/>
+    <w:p/>
+    <w:p>
+      <w:r>
+        <w:t>Real Device Test — Screen 1: Authentication (Android)</w:t>
+      </w:r>
+    </w:p>
+    <w:p/>
     <w:p>
       <w:pPr>
         <w:jc w:val="center"/>
       </w:pPr>
+    </w:p>
+    <w:p>
+      <w:pPr>
+        <w:jc w:val="center"/>
+      </w:pPr>
+    </w:p>
+    <w:p>
+      <w:pPr>
+        <w:jc w:val="center"/>
+      </w:pPr>
       <w:r>
         <w:drawing>
-          <wp:inline distT="0" distB="0" distL="114300" distR="114300">
+          <wp:inline distT="0" distB="0" distL="0" distR="0">
             <wp:extent cx="2571115" cy="5427980"/>
             <wp:effectExtent l="0" t="0" r="0" b="0"/>
-            <wp:docPr id="307" name="W3Dev2"/>
+            <wp:docPr id="306" name="W3Dev1"/>
             <wp:cNvGraphicFramePr/>
             <a:graphic xmlns:a="http://schemas.openxmlformats.org/drawingml/2006/main">
               <a:graphicData uri="http://schemas.openxmlformats.org/drawingml/2006/picture">
                 <pic:pic xmlns:pic="http://schemas.openxmlformats.org/drawingml/2006/picture">
                   <pic:nvPicPr>
-                    <pic:cNvPr id="307" name="W3Dev2"/>
+                    <pic:cNvPr id="306" name="W3Dev1"/>
                     <pic:cNvPicPr/>
                   </pic:nvPicPr>
                   <pic:blipFill>
@@ -1070,26 +1073,35 @@
       </w:r>
     </w:p>
     <w:p>
-      <w:r>
-        <w:t>Real Device Test — Screen 3: P&amp;L Dashboard (Android)</w:t>
-      </w:r>
-    </w:p>
-    <w:p>
       <w:pPr>
         <w:jc w:val="center"/>
       </w:pPr>
+    </w:p>
+    <w:p/>
+    <w:p/>
+    <w:p/>
+    <w:p>
+      <w:r>
+        <w:t>Real Device Test — Screen 2: Live Market Catalog (Android)</w:t>
+      </w:r>
+    </w:p>
+    <w:p/>
+    <w:p>
+      <w:pPr>
+        <w:jc w:val="center"/>
+      </w:pPr>
       <w:r>
         <w:drawing>
-          <wp:inline distT="0" distB="0" distL="114300" distR="114300">
+          <wp:inline distT="0" distB="0" distL="0" distR="0">
             <wp:extent cx="2571115" cy="5427980"/>
             <wp:effectExtent l="0" t="0" r="0" b="0"/>
-            <wp:docPr id="308" name="W3Dev3"/>
+            <wp:docPr id="307" name="W3Dev2"/>
             <wp:cNvGraphicFramePr/>
             <a:graphic xmlns:a="http://schemas.openxmlformats.org/drawingml/2006/main">
               <a:graphicData uri="http://schemas.openxmlformats.org/drawingml/2006/picture">
                 <pic:pic xmlns:pic="http://schemas.openxmlformats.org/drawingml/2006/picture">
                   <pic:nvPicPr>
-                    <pic:cNvPr id="308" name="W3Dev3"/>
+                    <pic:cNvPr id="307" name="W3Dev2"/>
                     <pic:cNvPicPr/>
                   </pic:nvPicPr>
                   <pic:blipFill>
@@ -1115,17 +1127,91 @@
       </w:r>
     </w:p>
     <w:p>
+      <w:pPr>
+        <w:jc w:val="center"/>
+      </w:pPr>
+    </w:p>
+    <w:p>
+      <w:pPr>
+        <w:jc w:val="center"/>
+      </w:pPr>
+    </w:p>
+    <w:p>
+      <w:pPr>
+        <w:jc w:val="center"/>
+      </w:pPr>
+    </w:p>
+    <w:p/>
+    <w:p/>
+    <w:p/>
+    <w:p>
+      <w:r>
+        <w:t>Real Device Test — Screen 3: P&amp;L Dashboard (Android)</w:t>
+      </w:r>
+    </w:p>
+    <w:p/>
+    <w:p/>
+    <w:p/>
+    <w:p>
+      <w:r>
+        <w:drawing>
+          <wp:inline distT="0" distB="0" distL="0" distR="0">
+            <wp:extent cx="2799715" cy="5561965"/>
+            <wp:effectExtent l="0" t="0" r="635" b="635"/>
+            <wp:docPr id="1453725687" name="Picture 1"/>
+            <wp:cNvGraphicFramePr>
+              <a:graphicFrameLocks xmlns:a="http://schemas.openxmlformats.org/drawingml/2006/main" noChangeAspect="1"/>
+            </wp:cNvGraphicFramePr>
+            <a:graphic xmlns:a="http://schemas.openxmlformats.org/drawingml/2006/main">
+              <a:graphicData uri="http://schemas.openxmlformats.org/drawingml/2006/picture">
+                <pic:pic xmlns:pic="http://schemas.openxmlformats.org/drawingml/2006/picture">
+                  <pic:nvPicPr>
+                    <pic:cNvPr id="1453725687" name="Picture 1"/>
+                    <pic:cNvPicPr>
+                      <a:picLocks noChangeAspect="1" noChangeArrowheads="1"/>
+                    </pic:cNvPicPr>
+                  </pic:nvPicPr>
+                  <pic:blipFill>
+                    <a:blip r:embed="rId24">
+                      <a:extLst>
+                        <a:ext uri="{28A0092B-C50C-407E-A947-70E740481C1C}">
+                          <a14:useLocalDpi xmlns:a14="http://schemas.microsoft.com/office/drawing/2010/main" val="0"/>
+                        </a:ext>
+                      </a:extLst>
+                    </a:blip>
+                    <a:srcRect/>
+                    <a:stretch>
+                      <a:fillRect/>
+                    </a:stretch>
+                  </pic:blipFill>
+                  <pic:spPr>
+                    <a:xfrm>
+                      <a:off x="0" y="0"/>
+                      <a:ext cx="2806497" cy="5575696"/>
+                    </a:xfrm>
+                    <a:prstGeom prst="rect">
+                      <a:avLst/>
+                    </a:prstGeom>
+                    <a:noFill/>
+                  </pic:spPr>
+                </pic:pic>
+              </a:graphicData>
+            </a:graphic>
+          </wp:inline>
+        </w:drawing>
+      </w:r>
+    </w:p>
+    <w:p/>
+    <w:p/>
+    <w:p/>
+    <w:p/>
+    <w:p>
       <w:r>
         <w:t>Real Device Test — Screen 4: Intelligent Advisory Engine (Android)</w:t>
       </w:r>
-    </w:p>
-    <w:p>
-      <w:pPr>
-        <w:jc w:val="center"/>
-      </w:pPr>
       <w:r>
         <w:drawing>
-          <wp:inline distT="0" distB="0" distL="114300" distR="114300">
+          <wp:inline distT="0" distB="0" distL="0" distR="0">
             <wp:extent cx="2571115" cy="5427980"/>
             <wp:effectExtent l="0" t="0" r="0" b="0"/>
             <wp:docPr id="309" name="W3Dev4"/>
@@ -1138,7 +1224,7 @@
                     <pic:cNvPicPr/>
                   </pic:nvPicPr>
                   <pic:blipFill>
-                    <a:blip r:embed="rId24"/>
+                    <a:blip r:embed="rId25"/>
                     <a:stretch>
                       <a:fillRect/>
                     </a:stretch>
@@ -1912,16 +1998,7 @@
     </w:p>
     <w:p>
       <w:r>
-        <w:t xml:space="preserve">Lecturer </w:t>
-      </w:r>
-      <w:r>
-        <w:rPr>
-          <w:lang w:val="en-US"/>
-        </w:rPr>
-        <w:t>Remarks</w:t>
-      </w:r>
-      <w:r>
-        <w:t>: _____________________</w:t>
+        <w:t>Lecturer Remarks: _____________________</w:t>
       </w:r>
     </w:p>
     <w:p>
@@ -1930,6 +2007,8 @@
       </w:r>
     </w:p>
     <w:sectPr>
+      <w:headerReference r:id="rId5" w:type="default"/>
+      <w:footerReference r:id="rId6" w:type="default"/>
       <w:pgSz w:w="12240" w:h="15840"/>
       <w:pgMar w:top="1440" w:right="1800" w:bottom="1440" w:left="1800" w:header="720" w:footer="720" w:gutter="0"/>
       <w:cols w:space="720" w:num="1"/>
@@ -1964,6 +2043,36 @@
 </w:endnotes>
 </file>
 
+<file path=word/footer1.xml><?xml version="1.0" encoding="utf-8"?>
+<w:ftr xmlns:wpc="http://schemas.microsoft.com/office/word/2010/wordprocessingCanvas" xmlns:mc="http://schemas.openxmlformats.org/markup-compatibility/2006" xmlns:o="urn:schemas-microsoft-com:office:office" xmlns:r="http://schemas.openxmlformats.org/officeDocument/2006/relationships" xmlns:m="http://schemas.openxmlformats.org/officeDocument/2006/math" xmlns:v="urn:schemas-microsoft-com:vml" xmlns:wp14="http://schemas.microsoft.com/office/word/2010/wordprocessingDrawing" xmlns:wp="http://schemas.openxmlformats.org/drawingml/2006/wordprocessingDrawing" xmlns:w10="urn:schemas-microsoft-com:office:word" xmlns:w="http://schemas.openxmlformats.org/wordprocessingml/2006/main" xmlns:w14="http://schemas.microsoft.com/office/word/2010/wordml" xmlns:w15="http://schemas.microsoft.com/office/word/2012/wordml" xmlns:wpg="http://schemas.microsoft.com/office/word/2010/wordprocessingGroup" xmlns:wpi="http://schemas.microsoft.com/office/word/2010/wordprocessingInk" xmlns:wne="http://schemas.microsoft.com/office/word/2006/wordml" xmlns:wps="http://schemas.microsoft.com/office/word/2010/wordprocessingShape" xmlns:wpsCustomData="http://www.wps.cn/officeDocument/2013/wpsCustomData" mc:Ignorable="w14 w15 wp14">
+  <w:p>
+    <w:pPr>
+      <w:pStyle w:val="18"/>
+    </w:pPr>
+  </w:p>
+  <w:p>
+    <w:pPr>
+      <w:pStyle w:val="18"/>
+    </w:pPr>
+  </w:p>
+  <w:p>
+    <w:pPr>
+      <w:pStyle w:val="18"/>
+    </w:pPr>
+  </w:p>
+  <w:p>
+    <w:pPr>
+      <w:pStyle w:val="18"/>
+    </w:pPr>
+  </w:p>
+  <w:p>
+    <w:pPr>
+      <w:pStyle w:val="18"/>
+    </w:pPr>
+  </w:p>
+</w:ftr>
+</file>
+
 <file path=word/footnotes.xml><?xml version="1.0" encoding="utf-8"?>
 <w:footnotes xmlns:wpc="http://schemas.microsoft.com/office/word/2010/wordprocessingCanvas" xmlns:mc="http://schemas.openxmlformats.org/markup-compatibility/2006" xmlns:o="urn:schemas-microsoft-com:office:office" xmlns:r="http://schemas.openxmlformats.org/officeDocument/2006/relationships" xmlns:m="http://schemas.openxmlformats.org/officeDocument/2006/math" xmlns:v="urn:schemas-microsoft-com:vml" xmlns:wp14="http://schemas.microsoft.com/office/word/2010/wordprocessingDrawing" xmlns:wp="http://schemas.openxmlformats.org/drawingml/2006/wordprocessingDrawing" xmlns:w="http://schemas.openxmlformats.org/wordprocessingml/2006/main" xmlns:w14="http://schemas.microsoft.com/office/word/2010/wordml" xmlns:w15="http://schemas.microsoft.com/office/word/2012/wordml" xmlns:w10="urn:schemas-microsoft-com:office:word" xmlns:wpg="http://schemas.microsoft.com/office/word/2010/wordprocessingGroup" xmlns:wpi="http://schemas.microsoft.com/office/word/2010/wordprocessingInk" xmlns:wne="http://schemas.microsoft.com/office/word/2006/wordml" xmlns:wps="http://schemas.microsoft.com/office/word/2010/wordprocessingShape" xmlns:wpsCustomData="http://www.wps.cn/officeDocument/2013/wpsCustomData" mc:Ignorable="w14 w15 wp14">
   <w:footnote w:type="separator" w:id="0">
@@ -1987,6 +2096,26 @@
     </w:p>
   </w:footnote>
 </w:footnotes>
+</file>
+
+<file path=word/header1.xml><?xml version="1.0" encoding="utf-8"?>
+<w:hdr xmlns:wpc="http://schemas.microsoft.com/office/word/2010/wordprocessingCanvas" xmlns:mc="http://schemas.openxmlformats.org/markup-compatibility/2006" xmlns:o="urn:schemas-microsoft-com:office:office" xmlns:r="http://schemas.openxmlformats.org/officeDocument/2006/relationships" xmlns:m="http://schemas.openxmlformats.org/officeDocument/2006/math" xmlns:v="urn:schemas-microsoft-com:vml" xmlns:wp14="http://schemas.microsoft.com/office/word/2010/wordprocessingDrawing" xmlns:wp="http://schemas.openxmlformats.org/drawingml/2006/wordprocessingDrawing" xmlns:w10="urn:schemas-microsoft-com:office:word" xmlns:w="http://schemas.openxmlformats.org/wordprocessingml/2006/main" xmlns:w14="http://schemas.microsoft.com/office/word/2010/wordml" xmlns:w15="http://schemas.microsoft.com/office/word/2012/wordml" xmlns:wpg="http://schemas.microsoft.com/office/word/2010/wordprocessingGroup" xmlns:wpi="http://schemas.microsoft.com/office/word/2010/wordprocessingInk" xmlns:wne="http://schemas.microsoft.com/office/word/2006/wordml" xmlns:wps="http://schemas.microsoft.com/office/word/2010/wordprocessingShape" xmlns:wpsCustomData="http://www.wps.cn/officeDocument/2013/wpsCustomData" mc:Ignorable="w14 w15 wp14">
+  <w:p>
+    <w:pPr>
+      <w:pStyle w:val="19"/>
+    </w:pPr>
+  </w:p>
+  <w:p>
+    <w:pPr>
+      <w:pStyle w:val="19"/>
+    </w:pPr>
+  </w:p>
+  <w:p>
+    <w:pPr>
+      <w:pStyle w:val="19"/>
+    </w:pPr>
+  </w:p>
+</w:hdr>
 </file>
 
 <file path=word/numbering.xml><?xml version="1.0" encoding="utf-8"?>
@@ -2134,7 +2263,7 @@
   <w:docDefaults>
     <w:rPrDefault>
       <w:rPr>
-        <w:rFonts w:ascii="Cambria" w:hAnsi="Cambria" w:eastAsia="ＭＳ 明朝" w:cs="SimSun"/>
+        <w:rFonts w:ascii="Cambria" w:hAnsi="Cambria" w:eastAsia="MS Mincho" w:cs="SimSun"/>
       </w:rPr>
     </w:rPrDefault>
     <w:pPrDefault/>
@@ -2142,154 +2271,154 @@
   <w:latentStyles w:count="260" w:defQFormat="0" w:defUnhideWhenUsed="1" w:defSemiHidden="1" w:defUIPriority="99" w:defLockedState="0">
     <w:lsdException w:qFormat="1" w:unhideWhenUsed="0" w:uiPriority="0" w:semiHidden="0" w:name="Normal"/>
     <w:lsdException w:qFormat="1" w:unhideWhenUsed="0" w:uiPriority="9" w:semiHidden="0" w:name="heading 1"/>
-    <w:lsdException w:qFormat="1" w:unhideWhenUsed="0" w:uiPriority="9" w:semiHidden="0" w:name="heading 2"/>
-    <w:lsdException w:qFormat="1" w:unhideWhenUsed="0" w:uiPriority="9" w:semiHidden="0" w:name="heading 3"/>
-    <w:lsdException w:qFormat="1" w:unhideWhenUsed="0" w:uiPriority="9" w:semiHidden="0" w:name="heading 4"/>
-    <w:lsdException w:qFormat="1" w:unhideWhenUsed="0" w:uiPriority="9" w:semiHidden="0" w:name="heading 5"/>
-    <w:lsdException w:qFormat="1" w:unhideWhenUsed="0" w:uiPriority="9" w:semiHidden="0" w:name="heading 6"/>
+    <w:lsdException w:qFormat="1" w:uiPriority="9" w:semiHidden="0" w:name="heading 2"/>
+    <w:lsdException w:qFormat="1" w:uiPriority="9" w:name="heading 3"/>
+    <w:lsdException w:qFormat="1" w:uiPriority="9" w:name="heading 4"/>
+    <w:lsdException w:qFormat="1" w:uiPriority="9" w:name="heading 5"/>
+    <w:lsdException w:qFormat="1" w:uiPriority="9" w:name="heading 6"/>
     <w:lsdException w:qFormat="1" w:unhideWhenUsed="0" w:uiPriority="9" w:semiHidden="0" w:name="heading 7"/>
     <w:lsdException w:qFormat="1" w:unhideWhenUsed="0" w:uiPriority="9" w:semiHidden="0" w:name="heading 8"/>
     <w:lsdException w:qFormat="1" w:unhideWhenUsed="0" w:uiPriority="9" w:semiHidden="0" w:name="heading 9"/>
-    <w:lsdException w:unhideWhenUsed="0" w:uiPriority="0" w:semiHidden="0" w:name="index 1"/>
-    <w:lsdException w:unhideWhenUsed="0" w:uiPriority="0" w:semiHidden="0" w:name="index 2"/>
-    <w:lsdException w:unhideWhenUsed="0" w:uiPriority="0" w:semiHidden="0" w:name="index 3"/>
-    <w:lsdException w:unhideWhenUsed="0" w:uiPriority="0" w:semiHidden="0" w:name="index 4"/>
-    <w:lsdException w:unhideWhenUsed="0" w:uiPriority="0" w:semiHidden="0" w:name="index 5"/>
-    <w:lsdException w:unhideWhenUsed="0" w:uiPriority="0" w:semiHidden="0" w:name="index 6"/>
-    <w:lsdException w:unhideWhenUsed="0" w:uiPriority="0" w:semiHidden="0" w:name="index 7"/>
-    <w:lsdException w:unhideWhenUsed="0" w:uiPriority="0" w:semiHidden="0" w:name="index 8"/>
-    <w:lsdException w:unhideWhenUsed="0" w:uiPriority="0" w:semiHidden="0" w:name="index 9"/>
-    <w:lsdException w:unhideWhenUsed="0" w:uiPriority="0" w:semiHidden="0" w:name="toc 1"/>
-    <w:lsdException w:unhideWhenUsed="0" w:uiPriority="0" w:semiHidden="0" w:name="toc 2"/>
-    <w:lsdException w:unhideWhenUsed="0" w:uiPriority="0" w:semiHidden="0" w:name="toc 3"/>
-    <w:lsdException w:unhideWhenUsed="0" w:uiPriority="0" w:semiHidden="0" w:name="toc 4"/>
-    <w:lsdException w:unhideWhenUsed="0" w:uiPriority="0" w:semiHidden="0" w:name="toc 5"/>
-    <w:lsdException w:unhideWhenUsed="0" w:uiPriority="0" w:semiHidden="0" w:name="toc 6"/>
-    <w:lsdException w:unhideWhenUsed="0" w:uiPriority="0" w:semiHidden="0" w:name="toc 7"/>
-    <w:lsdException w:unhideWhenUsed="0" w:uiPriority="0" w:semiHidden="0" w:name="toc 8"/>
-    <w:lsdException w:unhideWhenUsed="0" w:uiPriority="0" w:semiHidden="0" w:name="toc 9"/>
-    <w:lsdException w:unhideWhenUsed="0" w:uiPriority="0" w:semiHidden="0" w:name="Normal Indent"/>
-    <w:lsdException w:unhideWhenUsed="0" w:uiPriority="0" w:semiHidden="0" w:name="footnote text"/>
-    <w:lsdException w:unhideWhenUsed="0" w:uiPriority="0" w:semiHidden="0" w:name="annotation text"/>
+    <w:lsdException w:uiPriority="99" w:name="index 1"/>
+    <w:lsdException w:uiPriority="99" w:name="index 2"/>
+    <w:lsdException w:uiPriority="99" w:name="index 3"/>
+    <w:lsdException w:uiPriority="99" w:name="index 4"/>
+    <w:lsdException w:uiPriority="99" w:name="index 5"/>
+    <w:lsdException w:uiPriority="99" w:name="index 6"/>
+    <w:lsdException w:uiPriority="99" w:name="index 7"/>
+    <w:lsdException w:uiPriority="99" w:name="index 8"/>
+    <w:lsdException w:uiPriority="99" w:name="index 9"/>
+    <w:lsdException w:uiPriority="39" w:name="toc 1"/>
+    <w:lsdException w:uiPriority="39" w:name="toc 2"/>
+    <w:lsdException w:uiPriority="39" w:name="toc 3"/>
+    <w:lsdException w:uiPriority="39" w:name="toc 4"/>
+    <w:lsdException w:uiPriority="39" w:name="toc 5"/>
+    <w:lsdException w:uiPriority="39" w:name="toc 6"/>
+    <w:lsdException w:uiPriority="39" w:name="toc 7"/>
+    <w:lsdException w:uiPriority="39" w:name="toc 8"/>
+    <w:lsdException w:uiPriority="39" w:name="toc 9"/>
+    <w:lsdException w:uiPriority="99" w:name="Normal Indent"/>
+    <w:lsdException w:uiPriority="99" w:name="footnote text"/>
+    <w:lsdException w:uiPriority="99" w:name="annotation text"/>
     <w:lsdException w:unhideWhenUsed="0" w:uiPriority="99" w:semiHidden="0" w:name="header"/>
     <w:lsdException w:unhideWhenUsed="0" w:uiPriority="99" w:semiHidden="0" w:name="footer"/>
-    <w:lsdException w:unhideWhenUsed="0" w:uiPriority="0" w:semiHidden="0" w:name="index heading"/>
+    <w:lsdException w:uiPriority="99" w:name="index heading"/>
     <w:lsdException w:qFormat="1" w:unhideWhenUsed="0" w:uiPriority="35" w:semiHidden="0" w:name="caption"/>
-    <w:lsdException w:unhideWhenUsed="0" w:uiPriority="0" w:semiHidden="0" w:name="table of figures"/>
-    <w:lsdException w:unhideWhenUsed="0" w:uiPriority="0" w:semiHidden="0" w:name="envelope address"/>
-    <w:lsdException w:unhideWhenUsed="0" w:uiPriority="0" w:semiHidden="0" w:name="envelope return"/>
-    <w:lsdException w:unhideWhenUsed="0" w:uiPriority="0" w:semiHidden="0" w:name="footnote reference"/>
-    <w:lsdException w:unhideWhenUsed="0" w:uiPriority="0" w:semiHidden="0" w:name="annotation reference"/>
-    <w:lsdException w:unhideWhenUsed="0" w:uiPriority="0" w:semiHidden="0" w:name="line number"/>
-    <w:lsdException w:unhideWhenUsed="0" w:uiPriority="0" w:semiHidden="0" w:name="page number"/>
-    <w:lsdException w:unhideWhenUsed="0" w:uiPriority="0" w:semiHidden="0" w:name="endnote reference"/>
-    <w:lsdException w:unhideWhenUsed="0" w:uiPriority="0" w:semiHidden="0" w:name="endnote text"/>
-    <w:lsdException w:unhideWhenUsed="0" w:uiPriority="0" w:semiHidden="0" w:name="table of authorities"/>
+    <w:lsdException w:uiPriority="99" w:name="table of figures"/>
+    <w:lsdException w:uiPriority="99" w:name="envelope address"/>
+    <w:lsdException w:uiPriority="99" w:name="envelope return"/>
+    <w:lsdException w:uiPriority="99" w:name="footnote reference"/>
+    <w:lsdException w:uiPriority="99" w:name="annotation reference"/>
+    <w:lsdException w:uiPriority="99" w:name="line number"/>
+    <w:lsdException w:uiPriority="99" w:name="page number"/>
+    <w:lsdException w:uiPriority="99" w:name="endnote reference"/>
+    <w:lsdException w:uiPriority="99" w:name="endnote text"/>
+    <w:lsdException w:uiPriority="99" w:name="table of authorities"/>
     <w:lsdException w:unhideWhenUsed="0" w:uiPriority="99" w:semiHidden="0" w:name="macro"/>
-    <w:lsdException w:unhideWhenUsed="0" w:uiPriority="0" w:semiHidden="0" w:name="toa heading"/>
-    <w:lsdException w:qFormat="1" w:unhideWhenUsed="0" w:uiPriority="99" w:semiHidden="0" w:name="List"/>
-    <w:lsdException w:qFormat="1" w:unhideWhenUsed="0" w:uiPriority="99" w:semiHidden="0" w:name="List Bullet"/>
+    <w:lsdException w:uiPriority="99" w:name="toa heading"/>
+    <w:lsdException w:unhideWhenUsed="0" w:uiPriority="99" w:semiHidden="0" w:name="List"/>
+    <w:lsdException w:unhideWhenUsed="0" w:uiPriority="99" w:semiHidden="0" w:name="List Bullet"/>
     <w:lsdException w:unhideWhenUsed="0" w:uiPriority="99" w:semiHidden="0" w:name="List Number"/>
-    <w:lsdException w:qFormat="1" w:unhideWhenUsed="0" w:uiPriority="99" w:semiHidden="0" w:name="List 2"/>
+    <w:lsdException w:unhideWhenUsed="0" w:uiPriority="99" w:semiHidden="0" w:name="List 2"/>
     <w:lsdException w:unhideWhenUsed="0" w:uiPriority="99" w:semiHidden="0" w:name="List 3"/>
-    <w:lsdException w:unhideWhenUsed="0" w:uiPriority="0" w:semiHidden="0" w:name="List 4"/>
-    <w:lsdException w:unhideWhenUsed="0" w:uiPriority="0" w:semiHidden="0" w:name="List 5"/>
+    <w:lsdException w:uiPriority="99" w:name="List 4"/>
+    <w:lsdException w:uiPriority="99" w:name="List 5"/>
     <w:lsdException w:unhideWhenUsed="0" w:uiPriority="99" w:semiHidden="0" w:name="List Bullet 2"/>
     <w:lsdException w:unhideWhenUsed="0" w:uiPriority="99" w:semiHidden="0" w:name="List Bullet 3"/>
-    <w:lsdException w:unhideWhenUsed="0" w:uiPriority="0" w:semiHidden="0" w:name="List Bullet 4"/>
-    <w:lsdException w:unhideWhenUsed="0" w:uiPriority="0" w:semiHidden="0" w:name="List Bullet 5"/>
+    <w:lsdException w:uiPriority="99" w:name="List Bullet 4"/>
+    <w:lsdException w:uiPriority="99" w:name="List Bullet 5"/>
     <w:lsdException w:unhideWhenUsed="0" w:uiPriority="99" w:semiHidden="0" w:name="List Number 2"/>
-    <w:lsdException w:qFormat="1" w:unhideWhenUsed="0" w:uiPriority="99" w:semiHidden="0" w:name="List Number 3"/>
-    <w:lsdException w:unhideWhenUsed="0" w:uiPriority="0" w:semiHidden="0" w:name="List Number 4"/>
-    <w:lsdException w:unhideWhenUsed="0" w:uiPriority="0" w:semiHidden="0" w:name="List Number 5"/>
+    <w:lsdException w:unhideWhenUsed="0" w:uiPriority="99" w:semiHidden="0" w:name="List Number 3"/>
+    <w:lsdException w:uiPriority="99" w:name="List Number 4"/>
+    <w:lsdException w:uiPriority="99" w:name="List Number 5"/>
     <w:lsdException w:qFormat="1" w:unhideWhenUsed="0" w:uiPriority="10" w:semiHidden="0" w:name="Title"/>
-    <w:lsdException w:unhideWhenUsed="0" w:uiPriority="0" w:semiHidden="0" w:name="Closing"/>
-    <w:lsdException w:unhideWhenUsed="0" w:uiPriority="0" w:semiHidden="0" w:name="Signature"/>
-    <w:lsdException w:unhideWhenUsed="0" w:uiPriority="1" w:semiHidden="0" w:name="Default Paragraph Font"/>
+    <w:lsdException w:uiPriority="99" w:name="Closing"/>
+    <w:lsdException w:uiPriority="99" w:name="Signature"/>
+    <w:lsdException w:uiPriority="1" w:name="Default Paragraph Font"/>
     <w:lsdException w:unhideWhenUsed="0" w:uiPriority="99" w:semiHidden="0" w:name="Body Text"/>
-    <w:lsdException w:unhideWhenUsed="0" w:uiPriority="0" w:semiHidden="0" w:name="Body Text Indent"/>
-    <w:lsdException w:qFormat="1" w:unhideWhenUsed="0" w:uiPriority="99" w:semiHidden="0" w:name="List Continue"/>
-    <w:lsdException w:qFormat="1" w:unhideWhenUsed="0" w:uiPriority="99" w:semiHidden="0" w:name="List Continue 2"/>
+    <w:lsdException w:uiPriority="99" w:name="Body Text Indent"/>
+    <w:lsdException w:unhideWhenUsed="0" w:uiPriority="99" w:semiHidden="0" w:name="List Continue"/>
+    <w:lsdException w:unhideWhenUsed="0" w:uiPriority="99" w:semiHidden="0" w:name="List Continue 2"/>
     <w:lsdException w:unhideWhenUsed="0" w:uiPriority="99" w:semiHidden="0" w:name="List Continue 3"/>
-    <w:lsdException w:unhideWhenUsed="0" w:uiPriority="0" w:semiHidden="0" w:name="List Continue 4"/>
-    <w:lsdException w:unhideWhenUsed="0" w:uiPriority="0" w:semiHidden="0" w:name="List Continue 5"/>
-    <w:lsdException w:unhideWhenUsed="0" w:uiPriority="0" w:semiHidden="0" w:name="Message Header"/>
+    <w:lsdException w:uiPriority="99" w:name="List Continue 4"/>
+    <w:lsdException w:uiPriority="99" w:name="List Continue 5"/>
+    <w:lsdException w:uiPriority="99" w:name="Message Header"/>
     <w:lsdException w:qFormat="1" w:unhideWhenUsed="0" w:uiPriority="11" w:semiHidden="0" w:name="Subtitle"/>
-    <w:lsdException w:unhideWhenUsed="0" w:uiPriority="0" w:semiHidden="0" w:name="Salutation"/>
-    <w:lsdException w:unhideWhenUsed="0" w:uiPriority="0" w:semiHidden="0" w:name="Date"/>
-    <w:lsdException w:unhideWhenUsed="0" w:uiPriority="0" w:semiHidden="0" w:name="Body Text First Indent"/>
-    <w:lsdException w:unhideWhenUsed="0" w:uiPriority="0" w:semiHidden="0" w:name="Body Text First Indent 2"/>
-    <w:lsdException w:unhideWhenUsed="0" w:uiPriority="0" w:semiHidden="0" w:name="Note Heading"/>
+    <w:lsdException w:uiPriority="99" w:name="Salutation"/>
+    <w:lsdException w:uiPriority="99" w:name="Date"/>
+    <w:lsdException w:uiPriority="99" w:name="Body Text First Indent"/>
+    <w:lsdException w:uiPriority="99" w:name="Body Text First Indent 2"/>
+    <w:lsdException w:uiPriority="99" w:name="Note Heading"/>
     <w:lsdException w:unhideWhenUsed="0" w:uiPriority="99" w:semiHidden="0" w:name="Body Text 2"/>
     <w:lsdException w:unhideWhenUsed="0" w:uiPriority="99" w:semiHidden="0" w:name="Body Text 3"/>
-    <w:lsdException w:unhideWhenUsed="0" w:uiPriority="0" w:semiHidden="0" w:name="Body Text Indent 2"/>
-    <w:lsdException w:unhideWhenUsed="0" w:uiPriority="0" w:semiHidden="0" w:name="Body Text Indent 3"/>
-    <w:lsdException w:unhideWhenUsed="0" w:uiPriority="0" w:semiHidden="0" w:name="Block Text"/>
-    <w:lsdException w:unhideWhenUsed="0" w:uiPriority="0" w:semiHidden="0" w:name="Hyperlink"/>
-    <w:lsdException w:unhideWhenUsed="0" w:uiPriority="0" w:semiHidden="0" w:name="FollowedHyperlink"/>
+    <w:lsdException w:uiPriority="99" w:name="Body Text Indent 2"/>
+    <w:lsdException w:uiPriority="99" w:name="Body Text Indent 3"/>
+    <w:lsdException w:uiPriority="99" w:name="Block Text"/>
+    <w:lsdException w:uiPriority="99" w:name="Hyperlink"/>
+    <w:lsdException w:uiPriority="99" w:name="FollowedHyperlink"/>
     <w:lsdException w:qFormat="1" w:unhideWhenUsed="0" w:uiPriority="22" w:semiHidden="0" w:name="Strong"/>
     <w:lsdException w:qFormat="1" w:unhideWhenUsed="0" w:uiPriority="20" w:semiHidden="0" w:name="Emphasis"/>
-    <w:lsdException w:unhideWhenUsed="0" w:uiPriority="0" w:semiHidden="0" w:name="Document Map"/>
-    <w:lsdException w:unhideWhenUsed="0" w:uiPriority="0" w:semiHidden="0" w:name="Plain Text"/>
-    <w:lsdException w:unhideWhenUsed="0" w:uiPriority="0" w:semiHidden="0" w:name="E-mail Signature"/>
-    <w:lsdException w:unhideWhenUsed="0" w:uiPriority="0" w:semiHidden="0" w:name="Normal (Web)"/>
-    <w:lsdException w:unhideWhenUsed="0" w:uiPriority="0" w:semiHidden="0" w:name="HTML Acronym"/>
-    <w:lsdException w:unhideWhenUsed="0" w:uiPriority="0" w:semiHidden="0" w:name="HTML Address"/>
-    <w:lsdException w:unhideWhenUsed="0" w:uiPriority="0" w:semiHidden="0" w:name="HTML Cite"/>
-    <w:lsdException w:unhideWhenUsed="0" w:uiPriority="0" w:semiHidden="0" w:name="HTML Code"/>
-    <w:lsdException w:unhideWhenUsed="0" w:uiPriority="0" w:semiHidden="0" w:name="HTML Definition"/>
-    <w:lsdException w:unhideWhenUsed="0" w:uiPriority="0" w:semiHidden="0" w:name="HTML Keyboard"/>
-    <w:lsdException w:unhideWhenUsed="0" w:uiPriority="0" w:semiHidden="0" w:name="HTML Preformatted"/>
-    <w:lsdException w:unhideWhenUsed="0" w:uiPriority="0" w:semiHidden="0" w:name="HTML Sample"/>
-    <w:lsdException w:unhideWhenUsed="0" w:uiPriority="0" w:semiHidden="0" w:name="HTML Typewriter"/>
-    <w:lsdException w:unhideWhenUsed="0" w:uiPriority="0" w:semiHidden="0" w:name="HTML Variable"/>
-    <w:lsdException w:unhideWhenUsed="0" w:uiPriority="99" w:semiHidden="0" w:name="Normal Table"/>
-    <w:lsdException w:unhideWhenUsed="0" w:uiPriority="0" w:semiHidden="0" w:name="annotation subject"/>
-    <w:lsdException w:unhideWhenUsed="0" w:uiPriority="0" w:semiHidden="0" w:name="Table Simple 1"/>
-    <w:lsdException w:unhideWhenUsed="0" w:uiPriority="0" w:semiHidden="0" w:name="Table Simple 2"/>
-    <w:lsdException w:unhideWhenUsed="0" w:uiPriority="0" w:semiHidden="0" w:name="Table Simple 3"/>
-    <w:lsdException w:unhideWhenUsed="0" w:uiPriority="0" w:semiHidden="0" w:name="Table Classic 1"/>
-    <w:lsdException w:unhideWhenUsed="0" w:uiPriority="0" w:semiHidden="0" w:name="Table Classic 2"/>
-    <w:lsdException w:unhideWhenUsed="0" w:uiPriority="0" w:semiHidden="0" w:name="Table Classic 3"/>
-    <w:lsdException w:unhideWhenUsed="0" w:uiPriority="0" w:semiHidden="0" w:name="Table Classic 4"/>
-    <w:lsdException w:unhideWhenUsed="0" w:uiPriority="0" w:semiHidden="0" w:name="Table Colorful 1"/>
-    <w:lsdException w:unhideWhenUsed="0" w:uiPriority="0" w:semiHidden="0" w:name="Table Colorful 2"/>
-    <w:lsdException w:unhideWhenUsed="0" w:uiPriority="0" w:semiHidden="0" w:name="Table Colorful 3"/>
-    <w:lsdException w:unhideWhenUsed="0" w:uiPriority="0" w:semiHidden="0" w:name="Table Columns 1"/>
-    <w:lsdException w:unhideWhenUsed="0" w:uiPriority="0" w:semiHidden="0" w:name="Table Columns 2"/>
-    <w:lsdException w:unhideWhenUsed="0" w:uiPriority="0" w:semiHidden="0" w:name="Table Columns 3"/>
-    <w:lsdException w:unhideWhenUsed="0" w:uiPriority="0" w:semiHidden="0" w:name="Table Columns 4"/>
-    <w:lsdException w:unhideWhenUsed="0" w:uiPriority="0" w:semiHidden="0" w:name="Table Columns 5"/>
-    <w:lsdException w:unhideWhenUsed="0" w:uiPriority="0" w:semiHidden="0" w:name="Table Grid 1"/>
-    <w:lsdException w:unhideWhenUsed="0" w:uiPriority="0" w:semiHidden="0" w:name="Table Grid 2"/>
-    <w:lsdException w:unhideWhenUsed="0" w:uiPriority="0" w:semiHidden="0" w:name="Table Grid 3"/>
-    <w:lsdException w:unhideWhenUsed="0" w:uiPriority="0" w:semiHidden="0" w:name="Table Grid 4"/>
-    <w:lsdException w:unhideWhenUsed="0" w:uiPriority="0" w:semiHidden="0" w:name="Table Grid 5"/>
-    <w:lsdException w:unhideWhenUsed="0" w:uiPriority="0" w:semiHidden="0" w:name="Table Grid 6"/>
-    <w:lsdException w:unhideWhenUsed="0" w:uiPriority="0" w:semiHidden="0" w:name="Table Grid 7"/>
-    <w:lsdException w:unhideWhenUsed="0" w:uiPriority="0" w:semiHidden="0" w:name="Table Grid 8"/>
-    <w:lsdException w:unhideWhenUsed="0" w:uiPriority="0" w:semiHidden="0" w:name="Table List 1"/>
-    <w:lsdException w:unhideWhenUsed="0" w:uiPriority="0" w:semiHidden="0" w:name="Table List 2"/>
-    <w:lsdException w:unhideWhenUsed="0" w:uiPriority="0" w:semiHidden="0" w:name="Table List 3"/>
-    <w:lsdException w:unhideWhenUsed="0" w:uiPriority="0" w:semiHidden="0" w:name="Table List 4"/>
-    <w:lsdException w:unhideWhenUsed="0" w:uiPriority="0" w:semiHidden="0" w:name="Table List 5"/>
-    <w:lsdException w:unhideWhenUsed="0" w:uiPriority="0" w:semiHidden="0" w:name="Table List 6"/>
-    <w:lsdException w:unhideWhenUsed="0" w:uiPriority="0" w:semiHidden="0" w:name="Table List 7"/>
-    <w:lsdException w:unhideWhenUsed="0" w:uiPriority="0" w:semiHidden="0" w:name="Table List 8"/>
-    <w:lsdException w:unhideWhenUsed="0" w:uiPriority="0" w:semiHidden="0" w:name="Table 3D effects 1"/>
-    <w:lsdException w:unhideWhenUsed="0" w:uiPriority="0" w:semiHidden="0" w:name="Table 3D effects 2"/>
-    <w:lsdException w:unhideWhenUsed="0" w:uiPriority="0" w:semiHidden="0" w:name="Table 3D effects 3"/>
-    <w:lsdException w:unhideWhenUsed="0" w:uiPriority="0" w:semiHidden="0" w:name="Table Contemporary"/>
-    <w:lsdException w:unhideWhenUsed="0" w:uiPriority="0" w:semiHidden="0" w:name="Table Elegant"/>
-    <w:lsdException w:unhideWhenUsed="0" w:uiPriority="0" w:semiHidden="0" w:name="Table Professional"/>
-    <w:lsdException w:unhideWhenUsed="0" w:uiPriority="0" w:semiHidden="0" w:name="Table Subtle 1"/>
-    <w:lsdException w:unhideWhenUsed="0" w:uiPriority="0" w:semiHidden="0" w:name="Table Subtle 2"/>
-    <w:lsdException w:unhideWhenUsed="0" w:uiPriority="0" w:semiHidden="0" w:name="Table Web 1"/>
-    <w:lsdException w:unhideWhenUsed="0" w:uiPriority="0" w:semiHidden="0" w:name="Table Web 2"/>
-    <w:lsdException w:unhideWhenUsed="0" w:uiPriority="0" w:semiHidden="0" w:name="Table Web 3"/>
-    <w:lsdException w:unhideWhenUsed="0" w:uiPriority="0" w:semiHidden="0" w:name="Balloon Text"/>
+    <w:lsdException w:uiPriority="99" w:name="Document Map"/>
+    <w:lsdException w:uiPriority="99" w:name="Plain Text"/>
+    <w:lsdException w:uiPriority="99" w:name="E-mail Signature"/>
+    <w:lsdException w:uiPriority="99" w:name="Normal (Web)"/>
+    <w:lsdException w:uiPriority="99" w:name="HTML Acronym"/>
+    <w:lsdException w:uiPriority="99" w:name="HTML Address"/>
+    <w:lsdException w:uiPriority="99" w:name="HTML Cite"/>
+    <w:lsdException w:uiPriority="99" w:name="HTML Code"/>
+    <w:lsdException w:uiPriority="99" w:name="HTML Definition"/>
+    <w:lsdException w:uiPriority="99" w:name="HTML Keyboard"/>
+    <w:lsdException w:uiPriority="99" w:name="HTML Preformatted"/>
+    <w:lsdException w:uiPriority="99" w:name="HTML Sample"/>
+    <w:lsdException w:uiPriority="99" w:name="HTML Typewriter"/>
+    <w:lsdException w:uiPriority="99" w:name="HTML Variable"/>
+    <w:lsdException w:uiPriority="99" w:name="Normal Table"/>
+    <w:lsdException w:uiPriority="99" w:name="annotation subject"/>
+    <w:lsdException w:uiPriority="99" w:name="Table Simple 1"/>
+    <w:lsdException w:uiPriority="99" w:name="Table Simple 2"/>
+    <w:lsdException w:uiPriority="99" w:name="Table Simple 3"/>
+    <w:lsdException w:uiPriority="99" w:name="Table Classic 1"/>
+    <w:lsdException w:uiPriority="99" w:name="Table Classic 2"/>
+    <w:lsdException w:uiPriority="99" w:name="Table Classic 3"/>
+    <w:lsdException w:uiPriority="99" w:name="Table Classic 4"/>
+    <w:lsdException w:uiPriority="99" w:name="Table Colorful 1"/>
+    <w:lsdException w:uiPriority="99" w:name="Table Colorful 2"/>
+    <w:lsdException w:uiPriority="99" w:name="Table Colorful 3"/>
+    <w:lsdException w:uiPriority="99" w:name="Table Columns 1"/>
+    <w:lsdException w:uiPriority="99" w:name="Table Columns 2"/>
+    <w:lsdException w:uiPriority="99" w:name="Table Columns 3"/>
+    <w:lsdException w:uiPriority="99" w:name="Table Columns 4"/>
+    <w:lsdException w:uiPriority="99" w:name="Table Columns 5"/>
+    <w:lsdException w:uiPriority="99" w:name="Table Grid 1"/>
+    <w:lsdException w:uiPriority="99" w:name="Table Grid 2"/>
+    <w:lsdException w:uiPriority="99" w:name="Table Grid 3"/>
+    <w:lsdException w:uiPriority="99" w:name="Table Grid 4"/>
+    <w:lsdException w:uiPriority="99" w:name="Table Grid 5"/>
+    <w:lsdException w:uiPriority="99" w:name="Table Grid 6"/>
+    <w:lsdException w:uiPriority="99" w:name="Table Grid 7"/>
+    <w:lsdException w:uiPriority="99" w:name="Table Grid 8"/>
+    <w:lsdException w:uiPriority="99" w:name="Table List 1"/>
+    <w:lsdException w:uiPriority="99" w:name="Table List 2"/>
+    <w:lsdException w:uiPriority="99" w:name="Table List 3"/>
+    <w:lsdException w:uiPriority="99" w:name="Table List 4"/>
+    <w:lsdException w:uiPriority="99" w:name="Table List 5"/>
+    <w:lsdException w:uiPriority="99" w:name="Table List 6"/>
+    <w:lsdException w:uiPriority="99" w:name="Table List 7"/>
+    <w:lsdException w:uiPriority="99" w:name="Table List 8"/>
+    <w:lsdException w:uiPriority="99" w:name="Table 3D effects 1"/>
+    <w:lsdException w:uiPriority="99" w:name="Table 3D effects 2"/>
+    <w:lsdException w:uiPriority="99" w:name="Table 3D effects 3"/>
+    <w:lsdException w:uiPriority="99" w:name="Table Contemporary"/>
+    <w:lsdException w:uiPriority="99" w:name="Table Elegant"/>
+    <w:lsdException w:uiPriority="99" w:name="Table Professional"/>
+    <w:lsdException w:uiPriority="99" w:name="Table Subtle 1"/>
+    <w:lsdException w:uiPriority="99" w:name="Table Subtle 2"/>
+    <w:lsdException w:uiPriority="99" w:name="Table Web 1"/>
+    <w:lsdException w:uiPriority="99" w:name="Table Web 2"/>
+    <w:lsdException w:uiPriority="99" w:name="Table Web 3"/>
+    <w:lsdException w:uiPriority="99" w:name="Balloon Text"/>
     <w:lsdException w:unhideWhenUsed="0" w:uiPriority="59" w:semiHidden="0" w:name="Table Grid"/>
-    <w:lsdException w:unhideWhenUsed="0" w:uiPriority="0" w:semiHidden="0" w:name="Table Theme"/>
+    <w:lsdException w:uiPriority="99" w:name="Table Theme"/>
     <w:lsdException w:qFormat="1" w:unhideWhenUsed="0" w:uiPriority="1" w:semiHidden="0" w:name="No Spacing"/>
     <w:lsdException w:unhideWhenUsed="0" w:uiPriority="60" w:semiHidden="0" w:name="Light Shading"/>
     <w:lsdException w:unhideWhenUsed="0" w:uiPriority="61" w:semiHidden="0" w:name="Light List"/>
@@ -2401,7 +2530,7 @@
       <w:spacing w:after="200" w:line="276" w:lineRule="auto"/>
     </w:pPr>
     <w:rPr>
-      <w:rFonts w:ascii="Cambria" w:hAnsi="Cambria" w:eastAsia="ＭＳ 明朝" w:cs="SimSun"/>
+      <w:rFonts w:ascii="Cambria" w:hAnsi="Cambria" w:eastAsia="MS Mincho" w:cs="SimSun"/>
       <w:sz w:val="22"/>
       <w:szCs w:val="22"/>
       <w:lang w:val="en-US" w:eastAsia="en-US" w:bidi="ar-SA"/>
@@ -2421,7 +2550,7 @@
       <w:outlineLvl w:val="0"/>
     </w:pPr>
     <w:rPr>
-      <w:rFonts w:ascii="Calibri" w:hAnsi="Calibri" w:eastAsia="MS Gothic" w:cs="SimSun"/>
+      <w:rFonts w:ascii="Calibri" w:hAnsi="Calibri" w:eastAsia="MS Gothic"/>
       <w:b/>
       <w:bCs/>
       <w:color w:val="365F91"/>
@@ -2434,6 +2563,7 @@
     <w:basedOn w:val="1"/>
     <w:next w:val="1"/>
     <w:link w:val="139"/>
+    <w:unhideWhenUsed/>
     <w:qFormat/>
     <w:uiPriority w:val="9"/>
     <w:pPr>
@@ -2443,7 +2573,7 @@
       <w:outlineLvl w:val="1"/>
     </w:pPr>
     <w:rPr>
-      <w:rFonts w:ascii="Calibri" w:hAnsi="Calibri" w:eastAsia="MS Gothic" w:cs="SimSun"/>
+      <w:rFonts w:ascii="Calibri" w:hAnsi="Calibri" w:eastAsia="MS Gothic"/>
       <w:b/>
       <w:bCs/>
       <w:color w:val="4F81BD"/>
@@ -2456,6 +2586,8 @@
     <w:basedOn w:val="1"/>
     <w:next w:val="1"/>
     <w:link w:val="140"/>
+    <w:semiHidden/>
+    <w:unhideWhenUsed/>
     <w:qFormat/>
     <w:uiPriority w:val="9"/>
     <w:pPr>
@@ -2465,7 +2597,7 @@
       <w:outlineLvl w:val="2"/>
     </w:pPr>
     <w:rPr>
-      <w:rFonts w:ascii="Calibri" w:hAnsi="Calibri" w:eastAsia="MS Gothic" w:cs="SimSun"/>
+      <w:rFonts w:ascii="Calibri" w:hAnsi="Calibri" w:eastAsia="MS Gothic"/>
       <w:b/>
       <w:bCs/>
       <w:color w:val="4F81BD"/>
@@ -2476,6 +2608,8 @@
     <w:basedOn w:val="1"/>
     <w:next w:val="1"/>
     <w:link w:val="150"/>
+    <w:semiHidden/>
+    <w:unhideWhenUsed/>
     <w:qFormat/>
     <w:uiPriority w:val="9"/>
     <w:pPr>
@@ -2485,7 +2619,7 @@
       <w:outlineLvl w:val="3"/>
     </w:pPr>
     <w:rPr>
-      <w:rFonts w:ascii="Calibri" w:hAnsi="Calibri" w:eastAsia="MS Gothic" w:cs="SimSun"/>
+      <w:rFonts w:ascii="Calibri" w:hAnsi="Calibri" w:eastAsia="MS Gothic"/>
       <w:b/>
       <w:bCs/>
       <w:i/>
@@ -2498,6 +2632,8 @@
     <w:basedOn w:val="1"/>
     <w:next w:val="1"/>
     <w:link w:val="151"/>
+    <w:semiHidden/>
+    <w:unhideWhenUsed/>
     <w:qFormat/>
     <w:uiPriority w:val="9"/>
     <w:pPr>
@@ -2507,7 +2643,7 @@
       <w:outlineLvl w:val="4"/>
     </w:pPr>
     <w:rPr>
-      <w:rFonts w:ascii="Calibri" w:hAnsi="Calibri" w:eastAsia="MS Gothic" w:cs="SimSun"/>
+      <w:rFonts w:ascii="Calibri" w:hAnsi="Calibri" w:eastAsia="MS Gothic"/>
       <w:color w:val="243F60"/>
     </w:rPr>
   </w:style>
@@ -2516,6 +2652,8 @@
     <w:basedOn w:val="1"/>
     <w:next w:val="1"/>
     <w:link w:val="152"/>
+    <w:semiHidden/>
+    <w:unhideWhenUsed/>
     <w:qFormat/>
     <w:uiPriority w:val="9"/>
     <w:pPr>
@@ -2525,7 +2663,7 @@
       <w:outlineLvl w:val="5"/>
     </w:pPr>
     <w:rPr>
-      <w:rFonts w:ascii="Calibri" w:hAnsi="Calibri" w:eastAsia="MS Gothic" w:cs="SimSun"/>
+      <w:rFonts w:ascii="Calibri" w:hAnsi="Calibri" w:eastAsia="MS Gothic"/>
       <w:i/>
       <w:iCs/>
       <w:color w:val="243F60"/>
@@ -2545,7 +2683,7 @@
       <w:outlineLvl w:val="6"/>
     </w:pPr>
     <w:rPr>
-      <w:rFonts w:ascii="Calibri" w:hAnsi="Calibri" w:eastAsia="MS Gothic" w:cs="SimSun"/>
+      <w:rFonts w:ascii="Calibri" w:hAnsi="Calibri" w:eastAsia="MS Gothic"/>
       <w:i/>
       <w:iCs/>
       <w:color w:val="404040"/>
@@ -2565,7 +2703,7 @@
       <w:outlineLvl w:val="7"/>
     </w:pPr>
     <w:rPr>
-      <w:rFonts w:ascii="Calibri" w:hAnsi="Calibri" w:eastAsia="MS Gothic" w:cs="SimSun"/>
+      <w:rFonts w:ascii="Calibri" w:hAnsi="Calibri" w:eastAsia="MS Gothic"/>
       <w:color w:val="4F81BD"/>
       <w:sz w:val="20"/>
       <w:szCs w:val="20"/>
@@ -2585,7 +2723,7 @@
       <w:outlineLvl w:val="8"/>
     </w:pPr>
     <w:rPr>
-      <w:rFonts w:ascii="Calibri" w:hAnsi="Calibri" w:eastAsia="MS Gothic" w:cs="SimSun"/>
+      <w:rFonts w:ascii="Calibri" w:hAnsi="Calibri" w:eastAsia="MS Gothic"/>
       <w:i/>
       <w:iCs/>
       <w:color w:val="404040"/>
@@ -2595,10 +2733,14 @@
   </w:style>
   <w:style w:type="character" w:default="1" w:styleId="11">
     <w:name w:val="Default Paragraph Font"/>
+    <w:semiHidden/>
+    <w:unhideWhenUsed/>
     <w:uiPriority w:val="1"/>
   </w:style>
   <w:style w:type="table" w:default="1" w:styleId="12">
     <w:name w:val="Normal Table"/>
+    <w:semiHidden/>
+    <w:unhideWhenUsed/>
     <w:uiPriority w:val="99"/>
     <w:tblPr>
       <w:tblCellMar>
@@ -2696,7 +2838,6 @@
   <w:style w:type="paragraph" w:styleId="20">
     <w:name w:val="List"/>
     <w:basedOn w:val="1"/>
-    <w:qFormat/>
     <w:uiPriority w:val="99"/>
     <w:pPr>
       <w:ind w:left="360" w:hanging="360"/>
@@ -2706,7 +2847,6 @@
   <w:style w:type="paragraph" w:styleId="21">
     <w:name w:val="List 2"/>
     <w:basedOn w:val="1"/>
-    <w:qFormat/>
     <w:uiPriority w:val="99"/>
     <w:pPr>
       <w:ind w:left="720" w:hanging="360"/>
@@ -2725,7 +2865,6 @@
   <w:style w:type="paragraph" w:styleId="23">
     <w:name w:val="List Bullet"/>
     <w:basedOn w:val="1"/>
-    <w:qFormat/>
     <w:uiPriority w:val="99"/>
     <w:pPr>
       <w:numPr>
@@ -2762,7 +2901,6 @@
   <w:style w:type="paragraph" w:styleId="26">
     <w:name w:val="List Continue"/>
     <w:basedOn w:val="1"/>
-    <w:qFormat/>
     <w:uiPriority w:val="99"/>
     <w:pPr>
       <w:spacing w:after="120"/>
@@ -2773,7 +2911,6 @@
   <w:style w:type="paragraph" w:styleId="27">
     <w:name w:val="List Continue 2"/>
     <w:basedOn w:val="1"/>
-    <w:qFormat/>
     <w:uiPriority w:val="99"/>
     <w:pPr>
       <w:spacing w:after="120"/>
@@ -2818,7 +2955,6 @@
   <w:style w:type="paragraph" w:styleId="31">
     <w:name w:val="List Number 3"/>
     <w:basedOn w:val="1"/>
-    <w:qFormat/>
     <w:uiPriority w:val="99"/>
     <w:pPr>
       <w:numPr>
@@ -2845,7 +2981,7 @@
       <w:spacing w:after="200" w:line="276" w:lineRule="auto"/>
     </w:pPr>
     <w:rPr>
-      <w:rFonts w:ascii="Courier" w:hAnsi="Courier" w:eastAsia="ＭＳ 明朝" w:cs="SimSun"/>
+      <w:rFonts w:ascii="Courier" w:hAnsi="Courier" w:eastAsia="MS Mincho" w:cs="SimSun"/>
       <w:sz w:val="20"/>
       <w:szCs w:val="20"/>
       <w:lang w:val="en-US" w:eastAsia="en-US" w:bidi="ar-SA"/>
@@ -2868,14 +3004,8 @@
     <w:link w:val="142"/>
     <w:qFormat/>
     <w:uiPriority w:val="11"/>
-    <w:pPr>
-      <w:numPr>
-        <w:ilvl w:val="1"/>
-        <w:numId w:val="0"/>
-      </w:numPr>
-    </w:pPr>
     <w:rPr>
-      <w:rFonts w:ascii="Calibri" w:hAnsi="Calibri" w:eastAsia="MS Gothic" w:cs="SimSun"/>
+      <w:rFonts w:ascii="Calibri" w:hAnsi="Calibri" w:eastAsia="MS Gothic"/>
       <w:i/>
       <w:iCs/>
       <w:color w:val="4F81BD"/>
@@ -2900,12 +3030,6 @@
         <w:insideH w:val="single" w:color="auto" w:sz="4" w:space="0"/>
         <w:insideV w:val="single" w:color="auto" w:sz="4" w:space="0"/>
       </w:tblBorders>
-      <w:tblCellMar>
-        <w:top w:w="0" w:type="dxa"/>
-        <w:left w:w="108" w:type="dxa"/>
-        <w:bottom w:w="0" w:type="dxa"/>
-        <w:right w:w="108" w:type="dxa"/>
-      </w:tblCellMar>
     </w:tblPr>
   </w:style>
   <w:style w:type="paragraph" w:styleId="36">
@@ -2923,7 +3047,7 @@
       <w:contextualSpacing/>
     </w:pPr>
     <w:rPr>
-      <w:rFonts w:ascii="Calibri" w:hAnsi="Calibri" w:eastAsia="MS Gothic" w:cs="SimSun"/>
+      <w:rFonts w:ascii="Calibri" w:hAnsi="Calibri" w:eastAsia="MS Gothic"/>
       <w:color w:val="17365D"/>
       <w:spacing w:val="5"/>
       <w:kern w:val="28"/>
@@ -2946,12 +3070,6 @@
         <w:top w:val="single" w:color="000000" w:sz="8" w:space="0"/>
         <w:bottom w:val="single" w:color="000000" w:sz="8" w:space="0"/>
       </w:tblBorders>
-      <w:tblCellMar>
-        <w:top w:w="0" w:type="dxa"/>
-        <w:left w:w="108" w:type="dxa"/>
-        <w:bottom w:w="0" w:type="dxa"/>
-        <w:right w:w="108" w:type="dxa"/>
-      </w:tblCellMar>
     </w:tblPr>
     <w:tblStylePr w:type="firstRow">
       <w:pPr>
@@ -3045,12 +3163,6 @@
         <w:top w:val="single" w:color="4F81BD" w:sz="8" w:space="0"/>
         <w:bottom w:val="single" w:color="4F81BD" w:sz="8" w:space="0"/>
       </w:tblBorders>
-      <w:tblCellMar>
-        <w:top w:w="0" w:type="dxa"/>
-        <w:left w:w="108" w:type="dxa"/>
-        <w:bottom w:w="0" w:type="dxa"/>
-        <w:right w:w="108" w:type="dxa"/>
-      </w:tblCellMar>
     </w:tblPr>
     <w:tblStylePr w:type="firstRow">
       <w:pPr>
@@ -3144,12 +3256,6 @@
         <w:top w:val="single" w:color="C0504D" w:sz="8" w:space="0"/>
         <w:bottom w:val="single" w:color="C0504D" w:sz="8" w:space="0"/>
       </w:tblBorders>
-      <w:tblCellMar>
-        <w:top w:w="0" w:type="dxa"/>
-        <w:left w:w="108" w:type="dxa"/>
-        <w:bottom w:w="0" w:type="dxa"/>
-        <w:right w:w="108" w:type="dxa"/>
-      </w:tblCellMar>
     </w:tblPr>
     <w:tblStylePr w:type="firstRow">
       <w:pPr>
@@ -3243,12 +3349,6 @@
         <w:top w:val="single" w:color="9BBB59" w:sz="8" w:space="0"/>
         <w:bottom w:val="single" w:color="9BBB59" w:sz="8" w:space="0"/>
       </w:tblBorders>
-      <w:tblCellMar>
-        <w:top w:w="0" w:type="dxa"/>
-        <w:left w:w="108" w:type="dxa"/>
-        <w:bottom w:w="0" w:type="dxa"/>
-        <w:right w:w="108" w:type="dxa"/>
-      </w:tblCellMar>
     </w:tblPr>
     <w:tblStylePr w:type="firstRow">
       <w:pPr>
@@ -3342,12 +3442,6 @@
         <w:top w:val="single" w:color="8064A2" w:sz="8" w:space="0"/>
         <w:bottom w:val="single" w:color="8064A2" w:sz="8" w:space="0"/>
       </w:tblBorders>
-      <w:tblCellMar>
-        <w:top w:w="0" w:type="dxa"/>
-        <w:left w:w="108" w:type="dxa"/>
-        <w:bottom w:w="0" w:type="dxa"/>
-        <w:right w:w="108" w:type="dxa"/>
-      </w:tblCellMar>
     </w:tblPr>
     <w:tblStylePr w:type="firstRow">
       <w:pPr>
@@ -3441,12 +3535,6 @@
         <w:top w:val="single" w:color="4BACC6" w:sz="8" w:space="0"/>
         <w:bottom w:val="single" w:color="4BACC6" w:sz="8" w:space="0"/>
       </w:tblBorders>
-      <w:tblCellMar>
-        <w:top w:w="0" w:type="dxa"/>
-        <w:left w:w="108" w:type="dxa"/>
-        <w:bottom w:w="0" w:type="dxa"/>
-        <w:right w:w="108" w:type="dxa"/>
-      </w:tblCellMar>
     </w:tblPr>
     <w:tblStylePr w:type="firstRow">
       <w:pPr>
@@ -3540,12 +3628,6 @@
         <w:top w:val="single" w:color="F79646" w:sz="8" w:space="0"/>
         <w:bottom w:val="single" w:color="F79646" w:sz="8" w:space="0"/>
       </w:tblBorders>
-      <w:tblCellMar>
-        <w:top w:w="0" w:type="dxa"/>
-        <w:left w:w="108" w:type="dxa"/>
-        <w:bottom w:w="0" w:type="dxa"/>
-        <w:right w:w="108" w:type="dxa"/>
-      </w:tblCellMar>
     </w:tblPr>
     <w:tblStylePr w:type="firstRow">
       <w:pPr>
@@ -3638,12 +3720,6 @@
         <w:bottom w:val="single" w:color="000000" w:sz="8" w:space="0"/>
         <w:right w:val="single" w:color="000000" w:sz="8" w:space="0"/>
       </w:tblBorders>
-      <w:tblCellMar>
-        <w:top w:w="0" w:type="dxa"/>
-        <w:left w:w="108" w:type="dxa"/>
-        <w:bottom w:w="0" w:type="dxa"/>
-        <w:right w:w="108" w:type="dxa"/>
-      </w:tblCellMar>
     </w:tblPr>
     <w:tblStylePr w:type="firstRow">
       <w:pPr>
@@ -3726,12 +3802,6 @@
         <w:bottom w:val="single" w:color="4F81BD" w:sz="8" w:space="0"/>
         <w:right w:val="single" w:color="4F81BD" w:sz="8" w:space="0"/>
       </w:tblBorders>
-      <w:tblCellMar>
-        <w:top w:w="0" w:type="dxa"/>
-        <w:left w:w="108" w:type="dxa"/>
-        <w:bottom w:w="0" w:type="dxa"/>
-        <w:right w:w="108" w:type="dxa"/>
-      </w:tblCellMar>
     </w:tblPr>
     <w:tblStylePr w:type="firstRow">
       <w:pPr>
@@ -3814,12 +3884,6 @@
         <w:bottom w:val="single" w:color="C0504D" w:sz="8" w:space="0"/>
         <w:right w:val="single" w:color="C0504D" w:sz="8" w:space="0"/>
       </w:tblBorders>
-      <w:tblCellMar>
-        <w:top w:w="0" w:type="dxa"/>
-        <w:left w:w="108" w:type="dxa"/>
-        <w:bottom w:w="0" w:type="dxa"/>
-        <w:right w:w="108" w:type="dxa"/>
-      </w:tblCellMar>
     </w:tblPr>
     <w:tblStylePr w:type="firstRow">
       <w:pPr>
@@ -3902,12 +3966,6 @@
         <w:bottom w:val="single" w:color="9BBB59" w:sz="8" w:space="0"/>
         <w:right w:val="single" w:color="9BBB59" w:sz="8" w:space="0"/>
       </w:tblBorders>
-      <w:tblCellMar>
-        <w:top w:w="0" w:type="dxa"/>
-        <w:left w:w="108" w:type="dxa"/>
-        <w:bottom w:w="0" w:type="dxa"/>
-        <w:right w:w="108" w:type="dxa"/>
-      </w:tblCellMar>
     </w:tblPr>
     <w:tblStylePr w:type="firstRow">
       <w:pPr>
@@ -3990,12 +4048,6 @@
         <w:bottom w:val="single" w:color="8064A2" w:sz="8" w:space="0"/>
         <w:right w:val="single" w:color="8064A2" w:sz="8" w:space="0"/>
       </w:tblBorders>
-      <w:tblCellMar>
-        <w:top w:w="0" w:type="dxa"/>
-        <w:left w:w="108" w:type="dxa"/>
-        <w:bottom w:w="0" w:type="dxa"/>
-        <w:right w:w="108" w:type="dxa"/>
-      </w:tblCellMar>
     </w:tblPr>
     <w:tblStylePr w:type="firstRow">
       <w:pPr>
@@ -4078,12 +4130,6 @@
         <w:bottom w:val="single" w:color="4BACC6" w:sz="8" w:space="0"/>
         <w:right w:val="single" w:color="4BACC6" w:sz="8" w:space="0"/>
       </w:tblBorders>
-      <w:tblCellMar>
-        <w:top w:w="0" w:type="dxa"/>
-        <w:left w:w="108" w:type="dxa"/>
-        <w:bottom w:w="0" w:type="dxa"/>
-        <w:right w:w="108" w:type="dxa"/>
-      </w:tblCellMar>
     </w:tblPr>
     <w:tblStylePr w:type="firstRow">
       <w:pPr>
@@ -4166,12 +4212,6 @@
         <w:bottom w:val="single" w:color="F79646" w:sz="8" w:space="0"/>
         <w:right w:val="single" w:color="F79646" w:sz="8" w:space="0"/>
       </w:tblBorders>
-      <w:tblCellMar>
-        <w:top w:w="0" w:type="dxa"/>
-        <w:left w:w="108" w:type="dxa"/>
-        <w:bottom w:w="0" w:type="dxa"/>
-        <w:right w:w="108" w:type="dxa"/>
-      </w:tblCellMar>
     </w:tblPr>
     <w:tblStylePr w:type="firstRow">
       <w:pPr>
@@ -4256,12 +4296,6 @@
         <w:insideH w:val="single" w:color="000000" w:sz="8" w:space="0"/>
         <w:insideV w:val="single" w:color="000000" w:sz="8" w:space="0"/>
       </w:tblBorders>
-      <w:tblCellMar>
-        <w:top w:w="0" w:type="dxa"/>
-        <w:left w:w="108" w:type="dxa"/>
-        <w:bottom w:w="0" w:type="dxa"/>
-        <w:right w:w="108" w:type="dxa"/>
-      </w:tblCellMar>
     </w:tblPr>
     <w:tblStylePr w:type="firstRow">
       <w:pPr>
@@ -4382,12 +4416,6 @@
         <w:insideH w:val="single" w:color="4F81BD" w:sz="8" w:space="0"/>
         <w:insideV w:val="single" w:color="4F81BD" w:sz="8" w:space="0"/>
       </w:tblBorders>
-      <w:tblCellMar>
-        <w:top w:w="0" w:type="dxa"/>
-        <w:left w:w="108" w:type="dxa"/>
-        <w:bottom w:w="0" w:type="dxa"/>
-        <w:right w:w="108" w:type="dxa"/>
-      </w:tblCellMar>
     </w:tblPr>
     <w:tblStylePr w:type="firstRow">
       <w:pPr>
@@ -4508,12 +4536,6 @@
         <w:insideH w:val="single" w:color="C0504D" w:sz="8" w:space="0"/>
         <w:insideV w:val="single" w:color="C0504D" w:sz="8" w:space="0"/>
       </w:tblBorders>
-      <w:tblCellMar>
-        <w:top w:w="0" w:type="dxa"/>
-        <w:left w:w="108" w:type="dxa"/>
-        <w:bottom w:w="0" w:type="dxa"/>
-        <w:right w:w="108" w:type="dxa"/>
-      </w:tblCellMar>
     </w:tblPr>
     <w:tblStylePr w:type="firstRow">
       <w:pPr>
@@ -4634,12 +4656,6 @@
         <w:insideH w:val="single" w:color="9BBB59" w:sz="8" w:space="0"/>
         <w:insideV w:val="single" w:color="9BBB59" w:sz="8" w:space="0"/>
       </w:tblBorders>
-      <w:tblCellMar>
-        <w:top w:w="0" w:type="dxa"/>
-        <w:left w:w="108" w:type="dxa"/>
-        <w:bottom w:w="0" w:type="dxa"/>
-        <w:right w:w="108" w:type="dxa"/>
-      </w:tblCellMar>
     </w:tblPr>
     <w:tblStylePr w:type="firstRow">
       <w:pPr>
@@ -4760,12 +4776,6 @@
         <w:insideH w:val="single" w:color="8064A2" w:sz="8" w:space="0"/>
         <w:insideV w:val="single" w:color="8064A2" w:sz="8" w:space="0"/>
       </w:tblBorders>
-      <w:tblCellMar>
-        <w:top w:w="0" w:type="dxa"/>
-        <w:left w:w="108" w:type="dxa"/>
-        <w:bottom w:w="0" w:type="dxa"/>
-        <w:right w:w="108" w:type="dxa"/>
-      </w:tblCellMar>
     </w:tblPr>
     <w:tblStylePr w:type="firstRow">
       <w:pPr>
@@ -4886,12 +4896,6 @@
         <w:insideH w:val="single" w:color="4BACC6" w:sz="8" w:space="0"/>
         <w:insideV w:val="single" w:color="4BACC6" w:sz="8" w:space="0"/>
       </w:tblBorders>
-      <w:tblCellMar>
-        <w:top w:w="0" w:type="dxa"/>
-        <w:left w:w="108" w:type="dxa"/>
-        <w:bottom w:w="0" w:type="dxa"/>
-        <w:right w:w="108" w:type="dxa"/>
-      </w:tblCellMar>
     </w:tblPr>
     <w:tblStylePr w:type="firstRow">
       <w:pPr>
@@ -5012,12 +5016,6 @@
         <w:insideH w:val="single" w:color="F79646" w:sz="8" w:space="0"/>
         <w:insideV w:val="single" w:color="F79646" w:sz="8" w:space="0"/>
       </w:tblBorders>
-      <w:tblCellMar>
-        <w:top w:w="0" w:type="dxa"/>
-        <w:left w:w="108" w:type="dxa"/>
-        <w:bottom w:w="0" w:type="dxa"/>
-        <w:right w:w="108" w:type="dxa"/>
-      </w:tblCellMar>
     </w:tblPr>
     <w:tblStylePr w:type="firstRow">
       <w:pPr>
@@ -5137,12 +5135,6 @@
         <w:right w:val="single" w:color="404040" w:sz="8" w:space="0"/>
         <w:insideH w:val="single" w:color="404040" w:sz="8" w:space="0"/>
       </w:tblBorders>
-      <w:tblCellMar>
-        <w:top w:w="0" w:type="dxa"/>
-        <w:left w:w="108" w:type="dxa"/>
-        <w:bottom w:w="0" w:type="dxa"/>
-        <w:right w:w="108" w:type="dxa"/>
-      </w:tblCellMar>
     </w:tblPr>
     <w:tblStylePr w:type="firstRow">
       <w:pPr>
@@ -5239,12 +5231,6 @@
         <w:right w:val="single" w:color="7BA0CD" w:sz="8" w:space="0"/>
         <w:insideH w:val="single" w:color="7BA0CD" w:sz="8" w:space="0"/>
       </w:tblBorders>
-      <w:tblCellMar>
-        <w:top w:w="0" w:type="dxa"/>
-        <w:left w:w="108" w:type="dxa"/>
-        <w:bottom w:w="0" w:type="dxa"/>
-        <w:right w:w="108" w:type="dxa"/>
-      </w:tblCellMar>
     </w:tblPr>
     <w:tblStylePr w:type="firstRow">
       <w:pPr>
@@ -5341,12 +5327,6 @@
         <w:right w:val="single" w:color="CF7B79" w:sz="8" w:space="0"/>
         <w:insideH w:val="single" w:color="CF7B79" w:sz="8" w:space="0"/>
       </w:tblBorders>
-      <w:tblCellMar>
-        <w:top w:w="0" w:type="dxa"/>
-        <w:left w:w="108" w:type="dxa"/>
-        <w:bottom w:w="0" w:type="dxa"/>
-        <w:right w:w="108" w:type="dxa"/>
-      </w:tblCellMar>
     </w:tblPr>
     <w:tblStylePr w:type="firstRow">
       <w:pPr>
@@ -5443,12 +5423,6 @@
         <w:right w:val="single" w:color="B3CC82" w:sz="8" w:space="0"/>
         <w:insideH w:val="single" w:color="B3CC82" w:sz="8" w:space="0"/>
       </w:tblBorders>
-      <w:tblCellMar>
-        <w:top w:w="0" w:type="dxa"/>
-        <w:left w:w="108" w:type="dxa"/>
-        <w:bottom w:w="0" w:type="dxa"/>
-        <w:right w:w="108" w:type="dxa"/>
-      </w:tblCellMar>
     </w:tblPr>
     <w:tblStylePr w:type="firstRow">
       <w:pPr>
@@ -5545,12 +5519,6 @@
         <w:right w:val="single" w:color="9F8AB9" w:sz="8" w:space="0"/>
         <w:insideH w:val="single" w:color="9F8AB9" w:sz="8" w:space="0"/>
       </w:tblBorders>
-      <w:tblCellMar>
-        <w:top w:w="0" w:type="dxa"/>
-        <w:left w:w="108" w:type="dxa"/>
-        <w:bottom w:w="0" w:type="dxa"/>
-        <w:right w:w="108" w:type="dxa"/>
-      </w:tblCellMar>
     </w:tblPr>
     <w:tblStylePr w:type="firstRow">
       <w:pPr>
@@ -5647,12 +5615,6 @@
         <w:right w:val="single" w:color="78C0D4" w:sz="8" w:space="0"/>
         <w:insideH w:val="single" w:color="78C0D4" w:sz="8" w:space="0"/>
       </w:tblBorders>
-      <w:tblCellMar>
-        <w:top w:w="0" w:type="dxa"/>
-        <w:left w:w="108" w:type="dxa"/>
-        <w:bottom w:w="0" w:type="dxa"/>
-        <w:right w:w="108" w:type="dxa"/>
-      </w:tblCellMar>
     </w:tblPr>
     <w:tblStylePr w:type="firstRow">
       <w:pPr>
@@ -5749,12 +5711,6 @@
         <w:right w:val="single" w:color="F9B074" w:sz="8" w:space="0"/>
         <w:insideH w:val="single" w:color="F9B074" w:sz="8" w:space="0"/>
       </w:tblBorders>
-      <w:tblCellMar>
-        <w:top w:w="0" w:type="dxa"/>
-        <w:left w:w="108" w:type="dxa"/>
-        <w:bottom w:w="0" w:type="dxa"/>
-        <w:right w:w="108" w:type="dxa"/>
-      </w:tblCellMar>
     </w:tblPr>
     <w:tblStylePr w:type="firstRow">
       <w:pPr>
@@ -5848,12 +5804,6 @@
         <w:top w:val="single" w:color="auto" w:sz="18" w:space="0"/>
         <w:bottom w:val="single" w:color="auto" w:sz="18" w:space="0"/>
       </w:tblBorders>
-      <w:tblCellMar>
-        <w:top w:w="0" w:type="dxa"/>
-        <w:left w:w="108" w:type="dxa"/>
-        <w:bottom w:w="0" w:type="dxa"/>
-        <w:right w:w="108" w:type="dxa"/>
-      </w:tblCellMar>
     </w:tblPr>
     <w:tblStylePr w:type="firstRow">
       <w:pPr>
@@ -5993,12 +5943,6 @@
         <w:top w:val="single" w:color="auto" w:sz="18" w:space="0"/>
         <w:bottom w:val="single" w:color="auto" w:sz="18" w:space="0"/>
       </w:tblBorders>
-      <w:tblCellMar>
-        <w:top w:w="0" w:type="dxa"/>
-        <w:left w:w="108" w:type="dxa"/>
-        <w:bottom w:w="0" w:type="dxa"/>
-        <w:right w:w="108" w:type="dxa"/>
-      </w:tblCellMar>
     </w:tblPr>
     <w:tblStylePr w:type="firstRow">
       <w:pPr>
@@ -6138,12 +6082,6 @@
         <w:top w:val="single" w:color="auto" w:sz="18" w:space="0"/>
         <w:bottom w:val="single" w:color="auto" w:sz="18" w:space="0"/>
       </w:tblBorders>
-      <w:tblCellMar>
-        <w:top w:w="0" w:type="dxa"/>
-        <w:left w:w="108" w:type="dxa"/>
-        <w:bottom w:w="0" w:type="dxa"/>
-        <w:right w:w="108" w:type="dxa"/>
-      </w:tblCellMar>
     </w:tblPr>
     <w:tblStylePr w:type="firstRow">
       <w:pPr>
@@ -6283,12 +6221,6 @@
         <w:top w:val="single" w:color="auto" w:sz="18" w:space="0"/>
         <w:bottom w:val="single" w:color="auto" w:sz="18" w:space="0"/>
       </w:tblBorders>
-      <w:tblCellMar>
-        <w:top w:w="0" w:type="dxa"/>
-        <w:left w:w="108" w:type="dxa"/>
-        <w:bottom w:w="0" w:type="dxa"/>
-        <w:right w:w="108" w:type="dxa"/>
-      </w:tblCellMar>
     </w:tblPr>
     <w:tblStylePr w:type="firstRow">
       <w:pPr>
@@ -6428,12 +6360,6 @@
         <w:top w:val="single" w:color="auto" w:sz="18" w:space="0"/>
         <w:bottom w:val="single" w:color="auto" w:sz="18" w:space="0"/>
       </w:tblBorders>
-      <w:tblCellMar>
-        <w:top w:w="0" w:type="dxa"/>
-        <w:left w:w="108" w:type="dxa"/>
-        <w:bottom w:w="0" w:type="dxa"/>
-        <w:right w:w="108" w:type="dxa"/>
-      </w:tblCellMar>
     </w:tblPr>
     <w:tblStylePr w:type="firstRow">
       <w:pPr>
@@ -6573,12 +6499,6 @@
         <w:top w:val="single" w:color="auto" w:sz="18" w:space="0"/>
         <w:bottom w:val="single" w:color="auto" w:sz="18" w:space="0"/>
       </w:tblBorders>
-      <w:tblCellMar>
-        <w:top w:w="0" w:type="dxa"/>
-        <w:left w:w="108" w:type="dxa"/>
-        <w:bottom w:w="0" w:type="dxa"/>
-        <w:right w:w="108" w:type="dxa"/>
-      </w:tblCellMar>
     </w:tblPr>
     <w:tblStylePr w:type="firstRow">
       <w:pPr>
@@ -6718,12 +6638,6 @@
         <w:top w:val="single" w:color="auto" w:sz="18" w:space="0"/>
         <w:bottom w:val="single" w:color="auto" w:sz="18" w:space="0"/>
       </w:tblBorders>
-      <w:tblCellMar>
-        <w:top w:w="0" w:type="dxa"/>
-        <w:left w:w="108" w:type="dxa"/>
-        <w:bottom w:w="0" w:type="dxa"/>
-        <w:right w:w="108" w:type="dxa"/>
-      </w:tblCellMar>
     </w:tblPr>
     <w:tblStylePr w:type="firstRow">
       <w:pPr>
@@ -6866,12 +6780,6 @@
         <w:top w:val="single" w:color="000000" w:sz="8" w:space="0"/>
         <w:bottom w:val="single" w:color="000000" w:sz="8" w:space="0"/>
       </w:tblBorders>
-      <w:tblCellMar>
-        <w:top w:w="0" w:type="dxa"/>
-        <w:left w:w="108" w:type="dxa"/>
-        <w:bottom w:w="0" w:type="dxa"/>
-        <w:right w:w="108" w:type="dxa"/>
-      </w:tblCellMar>
     </w:tblPr>
     <w:tblStylePr w:type="firstRow">
       <w:rPr>
@@ -6946,12 +6854,6 @@
         <w:top w:val="single" w:color="4F81BD" w:sz="8" w:space="0"/>
         <w:bottom w:val="single" w:color="4F81BD" w:sz="8" w:space="0"/>
       </w:tblBorders>
-      <w:tblCellMar>
-        <w:top w:w="0" w:type="dxa"/>
-        <w:left w:w="108" w:type="dxa"/>
-        <w:bottom w:w="0" w:type="dxa"/>
-        <w:right w:w="108" w:type="dxa"/>
-      </w:tblCellMar>
     </w:tblPr>
     <w:tblStylePr w:type="firstRow">
       <w:rPr>
@@ -7026,12 +6928,6 @@
         <w:top w:val="single" w:color="C0504D" w:sz="8" w:space="0"/>
         <w:bottom w:val="single" w:color="C0504D" w:sz="8" w:space="0"/>
       </w:tblBorders>
-      <w:tblCellMar>
-        <w:top w:w="0" w:type="dxa"/>
-        <w:left w:w="108" w:type="dxa"/>
-        <w:bottom w:w="0" w:type="dxa"/>
-        <w:right w:w="108" w:type="dxa"/>
-      </w:tblCellMar>
     </w:tblPr>
     <w:tblStylePr w:type="firstRow">
       <w:rPr>
@@ -7106,12 +7002,6 @@
         <w:top w:val="single" w:color="9BBB59" w:sz="8" w:space="0"/>
         <w:bottom w:val="single" w:color="9BBB59" w:sz="8" w:space="0"/>
       </w:tblBorders>
-      <w:tblCellMar>
-        <w:top w:w="0" w:type="dxa"/>
-        <w:left w:w="108" w:type="dxa"/>
-        <w:bottom w:w="0" w:type="dxa"/>
-        <w:right w:w="108" w:type="dxa"/>
-      </w:tblCellMar>
     </w:tblPr>
     <w:tblStylePr w:type="firstRow">
       <w:rPr>
@@ -7186,12 +7076,6 @@
         <w:top w:val="single" w:color="8064A2" w:sz="8" w:space="0"/>
         <w:bottom w:val="single" w:color="8064A2" w:sz="8" w:space="0"/>
       </w:tblBorders>
-      <w:tblCellMar>
-        <w:top w:w="0" w:type="dxa"/>
-        <w:left w:w="108" w:type="dxa"/>
-        <w:bottom w:w="0" w:type="dxa"/>
-        <w:right w:w="108" w:type="dxa"/>
-      </w:tblCellMar>
     </w:tblPr>
     <w:tblStylePr w:type="firstRow">
       <w:rPr>
@@ -7266,12 +7150,6 @@
         <w:top w:val="single" w:color="4BACC6" w:sz="8" w:space="0"/>
         <w:bottom w:val="single" w:color="4BACC6" w:sz="8" w:space="0"/>
       </w:tblBorders>
-      <w:tblCellMar>
-        <w:top w:w="0" w:type="dxa"/>
-        <w:left w:w="108" w:type="dxa"/>
-        <w:bottom w:w="0" w:type="dxa"/>
-        <w:right w:w="108" w:type="dxa"/>
-      </w:tblCellMar>
     </w:tblPr>
     <w:tblStylePr w:type="firstRow">
       <w:rPr>
@@ -7346,12 +7224,6 @@
         <w:top w:val="single" w:color="F79646" w:sz="8" w:space="0"/>
         <w:bottom w:val="single" w:color="F79646" w:sz="8" w:space="0"/>
       </w:tblBorders>
-      <w:tblCellMar>
-        <w:top w:w="0" w:type="dxa"/>
-        <w:left w:w="108" w:type="dxa"/>
-        <w:bottom w:w="0" w:type="dxa"/>
-        <w:right w:w="108" w:type="dxa"/>
-      </w:tblCellMar>
     </w:tblPr>
     <w:tblStylePr w:type="firstRow">
       <w:rPr>
@@ -7419,7 +7291,7 @@
       <w:spacing w:after="0" w:line="240" w:lineRule="auto"/>
     </w:pPr>
     <w:rPr>
-      <w:rFonts w:ascii="Calibri" w:hAnsi="Calibri" w:eastAsia="MS Gothic" w:cs="SimSun"/>
+      <w:rFonts w:ascii="Calibri" w:hAnsi="Calibri" w:eastAsia="MS Gothic"/>
       <w:color w:val="000000"/>
     </w:rPr>
     <w:tblPr>
@@ -7429,12 +7301,6 @@
         <w:bottom w:val="single" w:color="000000" w:sz="8" w:space="0"/>
         <w:right w:val="single" w:color="000000" w:sz="8" w:space="0"/>
       </w:tblBorders>
-      <w:tblCellMar>
-        <w:top w:w="0" w:type="dxa"/>
-        <w:left w:w="108" w:type="dxa"/>
-        <w:bottom w:w="0" w:type="dxa"/>
-        <w:right w:w="108" w:type="dxa"/>
-      </w:tblCellMar>
     </w:tblPr>
     <w:tblStylePr w:type="firstRow">
       <w:rPr>
@@ -7543,7 +7409,7 @@
       <w:spacing w:after="0" w:line="240" w:lineRule="auto"/>
     </w:pPr>
     <w:rPr>
-      <w:rFonts w:ascii="Calibri" w:hAnsi="Calibri" w:eastAsia="MS Gothic" w:cs="SimSun"/>
+      <w:rFonts w:ascii="Calibri" w:hAnsi="Calibri" w:eastAsia="MS Gothic"/>
       <w:color w:val="000000"/>
     </w:rPr>
     <w:tblPr>
@@ -7553,12 +7419,6 @@
         <w:bottom w:val="single" w:color="4F81BD" w:sz="8" w:space="0"/>
         <w:right w:val="single" w:color="4F81BD" w:sz="8" w:space="0"/>
       </w:tblBorders>
-      <w:tblCellMar>
-        <w:top w:w="0" w:type="dxa"/>
-        <w:left w:w="108" w:type="dxa"/>
-        <w:bottom w:w="0" w:type="dxa"/>
-        <w:right w:w="108" w:type="dxa"/>
-      </w:tblCellMar>
     </w:tblPr>
     <w:tblStylePr w:type="firstRow">
       <w:rPr>
@@ -7667,7 +7527,7 @@
       <w:spacing w:after="0" w:line="240" w:lineRule="auto"/>
     </w:pPr>
     <w:rPr>
-      <w:rFonts w:ascii="Calibri" w:hAnsi="Calibri" w:eastAsia="MS Gothic" w:cs="SimSun"/>
+      <w:rFonts w:ascii="Calibri" w:hAnsi="Calibri" w:eastAsia="MS Gothic"/>
       <w:color w:val="000000"/>
     </w:rPr>
     <w:tblPr>
@@ -7677,12 +7537,6 @@
         <w:bottom w:val="single" w:color="C0504D" w:sz="8" w:space="0"/>
         <w:right w:val="single" w:color="C0504D" w:sz="8" w:space="0"/>
       </w:tblBorders>
-      <w:tblCellMar>
-        <w:top w:w="0" w:type="dxa"/>
-        <w:left w:w="108" w:type="dxa"/>
-        <w:bottom w:w="0" w:type="dxa"/>
-        <w:right w:w="108" w:type="dxa"/>
-      </w:tblCellMar>
     </w:tblPr>
     <w:tblStylePr w:type="firstRow">
       <w:rPr>
@@ -7791,7 +7645,7 @@
       <w:spacing w:after="0" w:line="240" w:lineRule="auto"/>
     </w:pPr>
     <w:rPr>
-      <w:rFonts w:ascii="Calibri" w:hAnsi="Calibri" w:eastAsia="MS Gothic" w:cs="SimSun"/>
+      <w:rFonts w:ascii="Calibri" w:hAnsi="Calibri" w:eastAsia="MS Gothic"/>
       <w:color w:val="000000"/>
     </w:rPr>
     <w:tblPr>
@@ -7801,12 +7655,6 @@
         <w:bottom w:val="single" w:color="9BBB59" w:sz="8" w:space="0"/>
         <w:right w:val="single" w:color="9BBB59" w:sz="8" w:space="0"/>
       </w:tblBorders>
-      <w:tblCellMar>
-        <w:top w:w="0" w:type="dxa"/>
-        <w:left w:w="108" w:type="dxa"/>
-        <w:bottom w:w="0" w:type="dxa"/>
-        <w:right w:w="108" w:type="dxa"/>
-      </w:tblCellMar>
     </w:tblPr>
     <w:tblStylePr w:type="firstRow">
       <w:rPr>
@@ -7915,7 +7763,7 @@
       <w:spacing w:after="0" w:line="240" w:lineRule="auto"/>
     </w:pPr>
     <w:rPr>
-      <w:rFonts w:ascii="Calibri" w:hAnsi="Calibri" w:eastAsia="MS Gothic" w:cs="SimSun"/>
+      <w:rFonts w:ascii="Calibri" w:hAnsi="Calibri" w:eastAsia="MS Gothic"/>
       <w:color w:val="000000"/>
     </w:rPr>
     <w:tblPr>
@@ -7925,12 +7773,6 @@
         <w:bottom w:val="single" w:color="8064A2" w:sz="8" w:space="0"/>
         <w:right w:val="single" w:color="8064A2" w:sz="8" w:space="0"/>
       </w:tblBorders>
-      <w:tblCellMar>
-        <w:top w:w="0" w:type="dxa"/>
-        <w:left w:w="108" w:type="dxa"/>
-        <w:bottom w:w="0" w:type="dxa"/>
-        <w:right w:w="108" w:type="dxa"/>
-      </w:tblCellMar>
     </w:tblPr>
     <w:tblStylePr w:type="firstRow">
       <w:rPr>
@@ -8039,7 +7881,7 @@
       <w:spacing w:after="0" w:line="240" w:lineRule="auto"/>
     </w:pPr>
     <w:rPr>
-      <w:rFonts w:ascii="Calibri" w:hAnsi="Calibri" w:eastAsia="MS Gothic" w:cs="SimSun"/>
+      <w:rFonts w:ascii="Calibri" w:hAnsi="Calibri" w:eastAsia="MS Gothic"/>
       <w:color w:val="000000"/>
     </w:rPr>
     <w:tblPr>
@@ -8049,12 +7891,6 @@
         <w:bottom w:val="single" w:color="4BACC6" w:sz="8" w:space="0"/>
         <w:right w:val="single" w:color="4BACC6" w:sz="8" w:space="0"/>
       </w:tblBorders>
-      <w:tblCellMar>
-        <w:top w:w="0" w:type="dxa"/>
-        <w:left w:w="108" w:type="dxa"/>
-        <w:bottom w:w="0" w:type="dxa"/>
-        <w:right w:w="108" w:type="dxa"/>
-      </w:tblCellMar>
     </w:tblPr>
     <w:tblStylePr w:type="firstRow">
       <w:rPr>
@@ -8163,7 +7999,7 @@
       <w:spacing w:after="0" w:line="240" w:lineRule="auto"/>
     </w:pPr>
     <w:rPr>
-      <w:rFonts w:ascii="Calibri" w:hAnsi="Calibri" w:eastAsia="MS Gothic" w:cs="SimSun"/>
+      <w:rFonts w:ascii="Calibri" w:hAnsi="Calibri" w:eastAsia="MS Gothic"/>
       <w:color w:val="000000"/>
     </w:rPr>
     <w:tblPr>
@@ -8173,12 +8009,6 @@
         <w:bottom w:val="single" w:color="F79646" w:sz="8" w:space="0"/>
         <w:right w:val="single" w:color="F79646" w:sz="8" w:space="0"/>
       </w:tblBorders>
-      <w:tblCellMar>
-        <w:top w:w="0" w:type="dxa"/>
-        <w:left w:w="108" w:type="dxa"/>
-        <w:bottom w:w="0" w:type="dxa"/>
-        <w:right w:w="108" w:type="dxa"/>
-      </w:tblCellMar>
     </w:tblPr>
     <w:tblStylePr w:type="firstRow">
       <w:rPr>
@@ -8295,12 +8125,6 @@
         <w:insideH w:val="single" w:color="404040" w:sz="8" w:space="0"/>
         <w:insideV w:val="single" w:color="404040" w:sz="8" w:space="0"/>
       </w:tblBorders>
-      <w:tblCellMar>
-        <w:top w:w="0" w:type="dxa"/>
-        <w:left w:w="108" w:type="dxa"/>
-        <w:bottom w:w="0" w:type="dxa"/>
-        <w:right w:w="108" w:type="dxa"/>
-      </w:tblCellMar>
     </w:tblPr>
     <w:tcPr>
       <w:shd w:val="clear" w:color="auto" w:fill="C0C0C0"/>
@@ -8364,12 +8188,6 @@
         <w:insideH w:val="single" w:color="7BA0CD" w:sz="8" w:space="0"/>
         <w:insideV w:val="single" w:color="7BA0CD" w:sz="8" w:space="0"/>
       </w:tblBorders>
-      <w:tblCellMar>
-        <w:top w:w="0" w:type="dxa"/>
-        <w:left w:w="108" w:type="dxa"/>
-        <w:bottom w:w="0" w:type="dxa"/>
-        <w:right w:w="108" w:type="dxa"/>
-      </w:tblCellMar>
     </w:tblPr>
     <w:tcPr>
       <w:shd w:val="clear" w:color="auto" w:fill="D3DFEE"/>
@@ -8433,12 +8251,6 @@
         <w:insideH w:val="single" w:color="CF7B79" w:sz="8" w:space="0"/>
         <w:insideV w:val="single" w:color="CF7B79" w:sz="8" w:space="0"/>
       </w:tblBorders>
-      <w:tblCellMar>
-        <w:top w:w="0" w:type="dxa"/>
-        <w:left w:w="108" w:type="dxa"/>
-        <w:bottom w:w="0" w:type="dxa"/>
-        <w:right w:w="108" w:type="dxa"/>
-      </w:tblCellMar>
     </w:tblPr>
     <w:tcPr>
       <w:shd w:val="clear" w:color="auto" w:fill="EFD3D2"/>
@@ -8502,12 +8314,6 @@
         <w:insideH w:val="single" w:color="B3CC82" w:sz="8" w:space="0"/>
         <w:insideV w:val="single" w:color="B3CC82" w:sz="8" w:space="0"/>
       </w:tblBorders>
-      <w:tblCellMar>
-        <w:top w:w="0" w:type="dxa"/>
-        <w:left w:w="108" w:type="dxa"/>
-        <w:bottom w:w="0" w:type="dxa"/>
-        <w:right w:w="108" w:type="dxa"/>
-      </w:tblCellMar>
     </w:tblPr>
     <w:tcPr>
       <w:shd w:val="clear" w:color="auto" w:fill="E6EED5"/>
@@ -8571,12 +8377,6 @@
         <w:insideH w:val="single" w:color="9F8AB9" w:sz="8" w:space="0"/>
         <w:insideV w:val="single" w:color="9F8AB9" w:sz="8" w:space="0"/>
       </w:tblBorders>
-      <w:tblCellMar>
-        <w:top w:w="0" w:type="dxa"/>
-        <w:left w:w="108" w:type="dxa"/>
-        <w:bottom w:w="0" w:type="dxa"/>
-        <w:right w:w="108" w:type="dxa"/>
-      </w:tblCellMar>
     </w:tblPr>
     <w:tcPr>
       <w:shd w:val="clear" w:color="auto" w:fill="DFD8E8"/>
@@ -8640,12 +8440,6 @@
         <w:insideH w:val="single" w:color="78C0D4" w:sz="8" w:space="0"/>
         <w:insideV w:val="single" w:color="78C0D4" w:sz="8" w:space="0"/>
       </w:tblBorders>
-      <w:tblCellMar>
-        <w:top w:w="0" w:type="dxa"/>
-        <w:left w:w="108" w:type="dxa"/>
-        <w:bottom w:w="0" w:type="dxa"/>
-        <w:right w:w="108" w:type="dxa"/>
-      </w:tblCellMar>
     </w:tblPr>
     <w:tcPr>
       <w:shd w:val="clear" w:color="auto" w:fill="D2EAF1"/>
@@ -8709,12 +8503,6 @@
         <w:insideH w:val="single" w:color="F9B074" w:sz="8" w:space="0"/>
         <w:insideV w:val="single" w:color="F9B074" w:sz="8" w:space="0"/>
       </w:tblBorders>
-      <w:tblCellMar>
-        <w:top w:w="0" w:type="dxa"/>
-        <w:left w:w="108" w:type="dxa"/>
-        <w:bottom w:w="0" w:type="dxa"/>
-        <w:right w:w="108" w:type="dxa"/>
-      </w:tblCellMar>
     </w:tblPr>
     <w:tcPr>
       <w:shd w:val="clear" w:color="auto" w:fill="FDE4D0"/>
@@ -8770,7 +8558,7 @@
       <w:spacing w:after="0" w:line="240" w:lineRule="auto"/>
     </w:pPr>
     <w:rPr>
-      <w:rFonts w:ascii="Calibri" w:hAnsi="Calibri" w:eastAsia="MS Gothic" w:cs="SimSun"/>
+      <w:rFonts w:ascii="Calibri" w:hAnsi="Calibri" w:eastAsia="MS Gothic"/>
       <w:color w:val="000000"/>
     </w:rPr>
     <w:tblPr>
@@ -8782,12 +8570,6 @@
         <w:insideH w:val="single" w:color="000000" w:sz="8" w:space="0"/>
         <w:insideV w:val="single" w:color="000000" w:sz="8" w:space="0"/>
       </w:tblBorders>
-      <w:tblCellMar>
-        <w:top w:w="0" w:type="dxa"/>
-        <w:left w:w="108" w:type="dxa"/>
-        <w:bottom w:w="0" w:type="dxa"/>
-        <w:right w:w="108" w:type="dxa"/>
-      </w:tblCellMar>
     </w:tblPr>
     <w:tcPr>
       <w:shd w:val="clear" w:color="auto" w:fill="C0C0C0"/>
@@ -8891,7 +8673,7 @@
       <w:spacing w:after="0" w:line="240" w:lineRule="auto"/>
     </w:pPr>
     <w:rPr>
-      <w:rFonts w:ascii="Calibri" w:hAnsi="Calibri" w:eastAsia="MS Gothic" w:cs="SimSun"/>
+      <w:rFonts w:ascii="Calibri" w:hAnsi="Calibri" w:eastAsia="MS Gothic"/>
       <w:color w:val="000000"/>
     </w:rPr>
     <w:tblPr>
@@ -8903,12 +8685,6 @@
         <w:insideH w:val="single" w:color="4F81BD" w:sz="8" w:space="0"/>
         <w:insideV w:val="single" w:color="4F81BD" w:sz="8" w:space="0"/>
       </w:tblBorders>
-      <w:tblCellMar>
-        <w:top w:w="0" w:type="dxa"/>
-        <w:left w:w="108" w:type="dxa"/>
-        <w:bottom w:w="0" w:type="dxa"/>
-        <w:right w:w="108" w:type="dxa"/>
-      </w:tblCellMar>
     </w:tblPr>
     <w:tcPr>
       <w:shd w:val="clear" w:color="auto" w:fill="D3DFEE"/>
@@ -9012,7 +8788,7 @@
       <w:spacing w:after="0" w:line="240" w:lineRule="auto"/>
     </w:pPr>
     <w:rPr>
-      <w:rFonts w:ascii="Calibri" w:hAnsi="Calibri" w:eastAsia="MS Gothic" w:cs="SimSun"/>
+      <w:rFonts w:ascii="Calibri" w:hAnsi="Calibri" w:eastAsia="MS Gothic"/>
       <w:color w:val="000000"/>
     </w:rPr>
     <w:tblPr>
@@ -9024,12 +8800,6 @@
         <w:insideH w:val="single" w:color="C0504D" w:sz="8" w:space="0"/>
         <w:insideV w:val="single" w:color="C0504D" w:sz="8" w:space="0"/>
       </w:tblBorders>
-      <w:tblCellMar>
-        <w:top w:w="0" w:type="dxa"/>
-        <w:left w:w="108" w:type="dxa"/>
-        <w:bottom w:w="0" w:type="dxa"/>
-        <w:right w:w="108" w:type="dxa"/>
-      </w:tblCellMar>
     </w:tblPr>
     <w:tcPr>
       <w:shd w:val="clear" w:color="auto" w:fill="EFD3D2"/>
@@ -9133,7 +8903,7 @@
       <w:spacing w:after="0" w:line="240" w:lineRule="auto"/>
     </w:pPr>
     <w:rPr>
-      <w:rFonts w:ascii="Calibri" w:hAnsi="Calibri" w:eastAsia="MS Gothic" w:cs="SimSun"/>
+      <w:rFonts w:ascii="Calibri" w:hAnsi="Calibri" w:eastAsia="MS Gothic"/>
       <w:color w:val="000000"/>
     </w:rPr>
     <w:tblPr>
@@ -9145,12 +8915,6 @@
         <w:insideH w:val="single" w:color="9BBB59" w:sz="8" w:space="0"/>
         <w:insideV w:val="single" w:color="9BBB59" w:sz="8" w:space="0"/>
       </w:tblBorders>
-      <w:tblCellMar>
-        <w:top w:w="0" w:type="dxa"/>
-        <w:left w:w="108" w:type="dxa"/>
-        <w:bottom w:w="0" w:type="dxa"/>
-        <w:right w:w="108" w:type="dxa"/>
-      </w:tblCellMar>
     </w:tblPr>
     <w:tcPr>
       <w:shd w:val="clear" w:color="auto" w:fill="E6EED5"/>
@@ -9254,7 +9018,7 @@
       <w:spacing w:after="0" w:line="240" w:lineRule="auto"/>
     </w:pPr>
     <w:rPr>
-      <w:rFonts w:ascii="Calibri" w:hAnsi="Calibri" w:eastAsia="MS Gothic" w:cs="SimSun"/>
+      <w:rFonts w:ascii="Calibri" w:hAnsi="Calibri" w:eastAsia="MS Gothic"/>
       <w:color w:val="000000"/>
     </w:rPr>
     <w:tblPr>
@@ -9266,12 +9030,6 @@
         <w:insideH w:val="single" w:color="8064A2" w:sz="8" w:space="0"/>
         <w:insideV w:val="single" w:color="8064A2" w:sz="8" w:space="0"/>
       </w:tblBorders>
-      <w:tblCellMar>
-        <w:top w:w="0" w:type="dxa"/>
-        <w:left w:w="108" w:type="dxa"/>
-        <w:bottom w:w="0" w:type="dxa"/>
-        <w:right w:w="108" w:type="dxa"/>
-      </w:tblCellMar>
     </w:tblPr>
     <w:tcPr>
       <w:shd w:val="clear" w:color="auto" w:fill="DFD8E8"/>
@@ -9375,7 +9133,7 @@
       <w:spacing w:after="0" w:line="240" w:lineRule="auto"/>
     </w:pPr>
     <w:rPr>
-      <w:rFonts w:ascii="Calibri" w:hAnsi="Calibri" w:eastAsia="MS Gothic" w:cs="SimSun"/>
+      <w:rFonts w:ascii="Calibri" w:hAnsi="Calibri" w:eastAsia="MS Gothic"/>
       <w:color w:val="000000"/>
     </w:rPr>
     <w:tblPr>
@@ -9387,12 +9145,6 @@
         <w:insideH w:val="single" w:color="4BACC6" w:sz="8" w:space="0"/>
         <w:insideV w:val="single" w:color="4BACC6" w:sz="8" w:space="0"/>
       </w:tblBorders>
-      <w:tblCellMar>
-        <w:top w:w="0" w:type="dxa"/>
-        <w:left w:w="108" w:type="dxa"/>
-        <w:bottom w:w="0" w:type="dxa"/>
-        <w:right w:w="108" w:type="dxa"/>
-      </w:tblCellMar>
     </w:tblPr>
     <w:tcPr>
       <w:shd w:val="clear" w:color="auto" w:fill="D2EAF1"/>
@@ -9496,7 +9248,7 @@
       <w:spacing w:after="0" w:line="240" w:lineRule="auto"/>
     </w:pPr>
     <w:rPr>
-      <w:rFonts w:ascii="Calibri" w:hAnsi="Calibri" w:eastAsia="MS Gothic" w:cs="SimSun"/>
+      <w:rFonts w:ascii="Calibri" w:hAnsi="Calibri" w:eastAsia="MS Gothic"/>
       <w:color w:val="000000"/>
     </w:rPr>
     <w:tblPr>
@@ -9508,12 +9260,6 @@
         <w:insideH w:val="single" w:color="F79646" w:sz="8" w:space="0"/>
         <w:insideV w:val="single" w:color="F79646" w:sz="8" w:space="0"/>
       </w:tblBorders>
-      <w:tblCellMar>
-        <w:top w:w="0" w:type="dxa"/>
-        <w:left w:w="108" w:type="dxa"/>
-        <w:bottom w:w="0" w:type="dxa"/>
-        <w:right w:w="108" w:type="dxa"/>
-      </w:tblCellMar>
     </w:tblPr>
     <w:tcPr>
       <w:shd w:val="clear" w:color="auto" w:fill="FDE4D0"/>
@@ -9625,12 +9371,6 @@
         <w:insideH w:val="single" w:color="FFFFFF" w:sz="6" w:space="0"/>
         <w:insideV w:val="single" w:color="FFFFFF" w:sz="6" w:space="0"/>
       </w:tblBorders>
-      <w:tblCellMar>
-        <w:top w:w="0" w:type="dxa"/>
-        <w:left w:w="108" w:type="dxa"/>
-        <w:bottom w:w="0" w:type="dxa"/>
-        <w:right w:w="108" w:type="dxa"/>
-      </w:tblCellMar>
     </w:tblPr>
     <w:tcPr>
       <w:shd w:val="clear" w:color="auto" w:fill="C0C0C0"/>
@@ -9762,12 +9502,6 @@
         <w:insideH w:val="single" w:color="FFFFFF" w:sz="6" w:space="0"/>
         <w:insideV w:val="single" w:color="FFFFFF" w:sz="6" w:space="0"/>
       </w:tblBorders>
-      <w:tblCellMar>
-        <w:top w:w="0" w:type="dxa"/>
-        <w:left w:w="108" w:type="dxa"/>
-        <w:bottom w:w="0" w:type="dxa"/>
-        <w:right w:w="108" w:type="dxa"/>
-      </w:tblCellMar>
     </w:tblPr>
     <w:tcPr>
       <w:shd w:val="clear" w:color="auto" w:fill="D3DFEE"/>
@@ -9899,12 +9633,6 @@
         <w:insideH w:val="single" w:color="FFFFFF" w:sz="6" w:space="0"/>
         <w:insideV w:val="single" w:color="FFFFFF" w:sz="6" w:space="0"/>
       </w:tblBorders>
-      <w:tblCellMar>
-        <w:top w:w="0" w:type="dxa"/>
-        <w:left w:w="108" w:type="dxa"/>
-        <w:bottom w:w="0" w:type="dxa"/>
-        <w:right w:w="108" w:type="dxa"/>
-      </w:tblCellMar>
     </w:tblPr>
     <w:tcPr>
       <w:shd w:val="clear" w:color="auto" w:fill="EFD3D2"/>
@@ -10036,12 +9764,6 @@
         <w:insideH w:val="single" w:color="FFFFFF" w:sz="6" w:space="0"/>
         <w:insideV w:val="single" w:color="FFFFFF" w:sz="6" w:space="0"/>
       </w:tblBorders>
-      <w:tblCellMar>
-        <w:top w:w="0" w:type="dxa"/>
-        <w:left w:w="108" w:type="dxa"/>
-        <w:bottom w:w="0" w:type="dxa"/>
-        <w:right w:w="108" w:type="dxa"/>
-      </w:tblCellMar>
     </w:tblPr>
     <w:tcPr>
       <w:shd w:val="clear" w:color="auto" w:fill="E6EED5"/>
@@ -10173,12 +9895,6 @@
         <w:insideH w:val="single" w:color="FFFFFF" w:sz="6" w:space="0"/>
         <w:insideV w:val="single" w:color="FFFFFF" w:sz="6" w:space="0"/>
       </w:tblBorders>
-      <w:tblCellMar>
-        <w:top w:w="0" w:type="dxa"/>
-        <w:left w:w="108" w:type="dxa"/>
-        <w:bottom w:w="0" w:type="dxa"/>
-        <w:right w:w="108" w:type="dxa"/>
-      </w:tblCellMar>
     </w:tblPr>
     <w:tcPr>
       <w:shd w:val="clear" w:color="auto" w:fill="DFD8E8"/>
@@ -10310,12 +10026,6 @@
         <w:insideH w:val="single" w:color="FFFFFF" w:sz="6" w:space="0"/>
         <w:insideV w:val="single" w:color="FFFFFF" w:sz="6" w:space="0"/>
       </w:tblBorders>
-      <w:tblCellMar>
-        <w:top w:w="0" w:type="dxa"/>
-        <w:left w:w="108" w:type="dxa"/>
-        <w:bottom w:w="0" w:type="dxa"/>
-        <w:right w:w="108" w:type="dxa"/>
-      </w:tblCellMar>
     </w:tblPr>
     <w:tcPr>
       <w:shd w:val="clear" w:color="auto" w:fill="D2EAF1"/>
@@ -10447,12 +10157,6 @@
         <w:insideH w:val="single" w:color="FFFFFF" w:sz="6" w:space="0"/>
         <w:insideV w:val="single" w:color="FFFFFF" w:sz="6" w:space="0"/>
       </w:tblBorders>
-      <w:tblCellMar>
-        <w:top w:w="0" w:type="dxa"/>
-        <w:left w:w="108" w:type="dxa"/>
-        <w:bottom w:w="0" w:type="dxa"/>
-        <w:right w:w="108" w:type="dxa"/>
-      </w:tblCellMar>
     </w:tblPr>
     <w:tcPr>
       <w:shd w:val="clear" w:color="auto" w:fill="FDE4D0"/>
@@ -10578,14 +10282,7 @@
     <w:rPr>
       <w:color w:val="FFFFFF"/>
     </w:rPr>
-    <w:tblPr>
-      <w:tblCellMar>
-        <w:top w:w="0" w:type="dxa"/>
-        <w:left w:w="108" w:type="dxa"/>
-        <w:bottom w:w="0" w:type="dxa"/>
-        <w:right w:w="108" w:type="dxa"/>
-      </w:tblCellMar>
-    </w:tblPr>
+    <w:tblPr/>
     <w:tcPr>
       <w:shd w:val="clear" w:color="auto" w:fill="000000"/>
     </w:tcPr>
@@ -10688,14 +10385,7 @@
     <w:rPr>
       <w:color w:val="FFFFFF"/>
     </w:rPr>
-    <w:tblPr>
-      <w:tblCellMar>
-        <w:top w:w="0" w:type="dxa"/>
-        <w:left w:w="108" w:type="dxa"/>
-        <w:bottom w:w="0" w:type="dxa"/>
-        <w:right w:w="108" w:type="dxa"/>
-      </w:tblCellMar>
-    </w:tblPr>
+    <w:tblPr/>
     <w:tcPr>
       <w:shd w:val="clear" w:color="auto" w:fill="4F81BD"/>
     </w:tcPr>
@@ -10798,14 +10488,7 @@
     <w:rPr>
       <w:color w:val="FFFFFF"/>
     </w:rPr>
-    <w:tblPr>
-      <w:tblCellMar>
-        <w:top w:w="0" w:type="dxa"/>
-        <w:left w:w="108" w:type="dxa"/>
-        <w:bottom w:w="0" w:type="dxa"/>
-        <w:right w:w="108" w:type="dxa"/>
-      </w:tblCellMar>
-    </w:tblPr>
+    <w:tblPr/>
     <w:tcPr>
       <w:shd w:val="clear" w:color="auto" w:fill="C0504D"/>
     </w:tcPr>
@@ -10908,14 +10591,7 @@
     <w:rPr>
       <w:color w:val="FFFFFF"/>
     </w:rPr>
-    <w:tblPr>
-      <w:tblCellMar>
-        <w:top w:w="0" w:type="dxa"/>
-        <w:left w:w="108" w:type="dxa"/>
-        <w:bottom w:w="0" w:type="dxa"/>
-        <w:right w:w="108" w:type="dxa"/>
-      </w:tblCellMar>
-    </w:tblPr>
+    <w:tblPr/>
     <w:tcPr>
       <w:shd w:val="clear" w:color="auto" w:fill="9BBB59"/>
     </w:tcPr>
@@ -11018,14 +10694,7 @@
     <w:rPr>
       <w:color w:val="FFFFFF"/>
     </w:rPr>
-    <w:tblPr>
-      <w:tblCellMar>
-        <w:top w:w="0" w:type="dxa"/>
-        <w:left w:w="108" w:type="dxa"/>
-        <w:bottom w:w="0" w:type="dxa"/>
-        <w:right w:w="108" w:type="dxa"/>
-      </w:tblCellMar>
-    </w:tblPr>
+    <w:tblPr/>
     <w:tcPr>
       <w:shd w:val="clear" w:color="auto" w:fill="8064A2"/>
     </w:tcPr>
@@ -11128,14 +10797,7 @@
     <w:rPr>
       <w:color w:val="FFFFFF"/>
     </w:rPr>
-    <w:tblPr>
-      <w:tblCellMar>
-        <w:top w:w="0" w:type="dxa"/>
-        <w:left w:w="108" w:type="dxa"/>
-        <w:bottom w:w="0" w:type="dxa"/>
-        <w:right w:w="108" w:type="dxa"/>
-      </w:tblCellMar>
-    </w:tblPr>
+    <w:tblPr/>
     <w:tcPr>
       <w:shd w:val="clear" w:color="auto" w:fill="4BACC6"/>
     </w:tcPr>
@@ -11238,14 +10900,7 @@
     <w:rPr>
       <w:color w:val="FFFFFF"/>
     </w:rPr>
-    <w:tblPr>
-      <w:tblCellMar>
-        <w:top w:w="0" w:type="dxa"/>
-        <w:left w:w="108" w:type="dxa"/>
-        <w:bottom w:w="0" w:type="dxa"/>
-        <w:right w:w="108" w:type="dxa"/>
-      </w:tblCellMar>
-    </w:tblPr>
+    <w:tblPr/>
     <w:tcPr>
       <w:shd w:val="clear" w:color="auto" w:fill="F79646"/>
     </w:tcPr>
@@ -11357,12 +11012,6 @@
         <w:insideH w:val="single" w:color="FFFFFF" w:sz="4" w:space="0"/>
         <w:insideV w:val="single" w:color="FFFFFF" w:sz="4" w:space="0"/>
       </w:tblBorders>
-      <w:tblCellMar>
-        <w:top w:w="0" w:type="dxa"/>
-        <w:left w:w="108" w:type="dxa"/>
-        <w:bottom w:w="0" w:type="dxa"/>
-        <w:right w:w="108" w:type="dxa"/>
-      </w:tblCellMar>
     </w:tblPr>
     <w:tcPr>
       <w:shd w:val="clear" w:color="auto" w:fill="E6E6E6"/>
@@ -11475,12 +11124,6 @@
         <w:insideH w:val="single" w:color="FFFFFF" w:sz="4" w:space="0"/>
         <w:insideV w:val="single" w:color="FFFFFF" w:sz="4" w:space="0"/>
       </w:tblBorders>
-      <w:tblCellMar>
-        <w:top w:w="0" w:type="dxa"/>
-        <w:left w:w="108" w:type="dxa"/>
-        <w:bottom w:w="0" w:type="dxa"/>
-        <w:right w:w="108" w:type="dxa"/>
-      </w:tblCellMar>
     </w:tblPr>
     <w:tcPr>
       <w:shd w:val="clear" w:color="auto" w:fill="EDF2F8"/>
@@ -11593,12 +11236,6 @@
         <w:insideH w:val="single" w:color="FFFFFF" w:sz="4" w:space="0"/>
         <w:insideV w:val="single" w:color="FFFFFF" w:sz="4" w:space="0"/>
       </w:tblBorders>
-      <w:tblCellMar>
-        <w:top w:w="0" w:type="dxa"/>
-        <w:left w:w="108" w:type="dxa"/>
-        <w:bottom w:w="0" w:type="dxa"/>
-        <w:right w:w="108" w:type="dxa"/>
-      </w:tblCellMar>
     </w:tblPr>
     <w:tcPr>
       <w:shd w:val="clear" w:color="auto" w:fill="F8EDED"/>
@@ -11711,12 +11348,6 @@
         <w:insideH w:val="single" w:color="FFFFFF" w:sz="4" w:space="0"/>
         <w:insideV w:val="single" w:color="FFFFFF" w:sz="4" w:space="0"/>
       </w:tblBorders>
-      <w:tblCellMar>
-        <w:top w:w="0" w:type="dxa"/>
-        <w:left w:w="108" w:type="dxa"/>
-        <w:bottom w:w="0" w:type="dxa"/>
-        <w:right w:w="108" w:type="dxa"/>
-      </w:tblCellMar>
     </w:tblPr>
     <w:tcPr>
       <w:shd w:val="clear" w:color="auto" w:fill="F5F8EE"/>
@@ -11819,12 +11450,6 @@
         <w:insideH w:val="single" w:color="FFFFFF" w:sz="4" w:space="0"/>
         <w:insideV w:val="single" w:color="FFFFFF" w:sz="4" w:space="0"/>
       </w:tblBorders>
-      <w:tblCellMar>
-        <w:top w:w="0" w:type="dxa"/>
-        <w:left w:w="108" w:type="dxa"/>
-        <w:bottom w:w="0" w:type="dxa"/>
-        <w:right w:w="108" w:type="dxa"/>
-      </w:tblCellMar>
     </w:tblPr>
     <w:tcPr>
       <w:shd w:val="clear" w:color="auto" w:fill="F2EFF6"/>
@@ -11937,12 +11562,6 @@
         <w:insideH w:val="single" w:color="FFFFFF" w:sz="4" w:space="0"/>
         <w:insideV w:val="single" w:color="FFFFFF" w:sz="4" w:space="0"/>
       </w:tblBorders>
-      <w:tblCellMar>
-        <w:top w:w="0" w:type="dxa"/>
-        <w:left w:w="108" w:type="dxa"/>
-        <w:bottom w:w="0" w:type="dxa"/>
-        <w:right w:w="108" w:type="dxa"/>
-      </w:tblCellMar>
     </w:tblPr>
     <w:tcPr>
       <w:shd w:val="clear" w:color="auto" w:fill="EDF6F9"/>
@@ -12055,12 +11674,6 @@
         <w:insideH w:val="single" w:color="FFFFFF" w:sz="4" w:space="0"/>
         <w:insideV w:val="single" w:color="FFFFFF" w:sz="4" w:space="0"/>
       </w:tblBorders>
-      <w:tblCellMar>
-        <w:top w:w="0" w:type="dxa"/>
-        <w:left w:w="108" w:type="dxa"/>
-        <w:bottom w:w="0" w:type="dxa"/>
-        <w:right w:w="108" w:type="dxa"/>
-      </w:tblCellMar>
     </w:tblPr>
     <w:tcPr>
       <w:shd w:val="clear" w:color="auto" w:fill="FEF4EC"/>
@@ -12164,14 +11777,7 @@
     <w:rPr>
       <w:color w:val="000000"/>
     </w:rPr>
-    <w:tblPr>
-      <w:tblCellMar>
-        <w:top w:w="0" w:type="dxa"/>
-        <w:left w:w="108" w:type="dxa"/>
-        <w:bottom w:w="0" w:type="dxa"/>
-        <w:right w:w="108" w:type="dxa"/>
-      </w:tblCellMar>
-    </w:tblPr>
+    <w:tblPr/>
     <w:tcPr>
       <w:shd w:val="clear" w:color="auto" w:fill="E6E6E6"/>
     </w:tcPr>
@@ -12246,14 +11852,7 @@
     <w:rPr>
       <w:color w:val="000000"/>
     </w:rPr>
-    <w:tblPr>
-      <w:tblCellMar>
-        <w:top w:w="0" w:type="dxa"/>
-        <w:left w:w="108" w:type="dxa"/>
-        <w:bottom w:w="0" w:type="dxa"/>
-        <w:right w:w="108" w:type="dxa"/>
-      </w:tblCellMar>
-    </w:tblPr>
+    <w:tblPr/>
     <w:tcPr>
       <w:shd w:val="clear" w:color="auto" w:fill="EDF2F8"/>
     </w:tcPr>
@@ -12328,14 +11927,7 @@
     <w:rPr>
       <w:color w:val="000000"/>
     </w:rPr>
-    <w:tblPr>
-      <w:tblCellMar>
-        <w:top w:w="0" w:type="dxa"/>
-        <w:left w:w="108" w:type="dxa"/>
-        <w:bottom w:w="0" w:type="dxa"/>
-        <w:right w:w="108" w:type="dxa"/>
-      </w:tblCellMar>
-    </w:tblPr>
+    <w:tblPr/>
     <w:tcPr>
       <w:shd w:val="clear" w:color="auto" w:fill="F8EDED"/>
     </w:tcPr>
@@ -12410,14 +12002,7 @@
     <w:rPr>
       <w:color w:val="000000"/>
     </w:rPr>
-    <w:tblPr>
-      <w:tblCellMar>
-        <w:top w:w="0" w:type="dxa"/>
-        <w:left w:w="108" w:type="dxa"/>
-        <w:bottom w:w="0" w:type="dxa"/>
-        <w:right w:w="108" w:type="dxa"/>
-      </w:tblCellMar>
-    </w:tblPr>
+    <w:tblPr/>
     <w:tcPr>
       <w:shd w:val="clear" w:color="auto" w:fill="F5F8EE"/>
     </w:tcPr>
@@ -12492,14 +12077,7 @@
     <w:rPr>
       <w:color w:val="000000"/>
     </w:rPr>
-    <w:tblPr>
-      <w:tblCellMar>
-        <w:top w:w="0" w:type="dxa"/>
-        <w:left w:w="108" w:type="dxa"/>
-        <w:bottom w:w="0" w:type="dxa"/>
-        <w:right w:w="108" w:type="dxa"/>
-      </w:tblCellMar>
-    </w:tblPr>
+    <w:tblPr/>
     <w:tcPr>
       <w:shd w:val="clear" w:color="auto" w:fill="F2EFF6"/>
     </w:tcPr>
@@ -12574,14 +12152,7 @@
     <w:rPr>
       <w:color w:val="000000"/>
     </w:rPr>
-    <w:tblPr>
-      <w:tblCellMar>
-        <w:top w:w="0" w:type="dxa"/>
-        <w:left w:w="108" w:type="dxa"/>
-        <w:bottom w:w="0" w:type="dxa"/>
-        <w:right w:w="108" w:type="dxa"/>
-      </w:tblCellMar>
-    </w:tblPr>
+    <w:tblPr/>
     <w:tcPr>
       <w:shd w:val="clear" w:color="auto" w:fill="EDF6F9"/>
     </w:tcPr>
@@ -12656,14 +12227,7 @@
     <w:rPr>
       <w:color w:val="000000"/>
     </w:rPr>
-    <w:tblPr>
-      <w:tblCellMar>
-        <w:top w:w="0" w:type="dxa"/>
-        <w:left w:w="108" w:type="dxa"/>
-        <w:bottom w:w="0" w:type="dxa"/>
-        <w:right w:w="108" w:type="dxa"/>
-      </w:tblCellMar>
-    </w:tblPr>
+    <w:tblPr/>
     <w:tcPr>
       <w:shd w:val="clear" w:color="auto" w:fill="FEF4EC"/>
     </w:tcPr>
@@ -12742,12 +12306,6 @@
       <w:tblBorders>
         <w:insideH w:val="single" w:color="FFFFFF" w:sz="4" w:space="0"/>
       </w:tblBorders>
-      <w:tblCellMar>
-        <w:top w:w="0" w:type="dxa"/>
-        <w:left w:w="108" w:type="dxa"/>
-        <w:bottom w:w="0" w:type="dxa"/>
-        <w:right w:w="108" w:type="dxa"/>
-      </w:tblCellMar>
     </w:tblPr>
     <w:tcPr>
       <w:shd w:val="clear" w:color="auto" w:fill="CCCCCC"/>
@@ -12818,12 +12376,6 @@
       <w:tblBorders>
         <w:insideH w:val="single" w:color="FFFFFF" w:sz="4" w:space="0"/>
       </w:tblBorders>
-      <w:tblCellMar>
-        <w:top w:w="0" w:type="dxa"/>
-        <w:left w:w="108" w:type="dxa"/>
-        <w:bottom w:w="0" w:type="dxa"/>
-        <w:right w:w="108" w:type="dxa"/>
-      </w:tblCellMar>
     </w:tblPr>
     <w:tcPr>
       <w:shd w:val="clear" w:color="auto" w:fill="DBE5F1"/>
@@ -12894,12 +12446,6 @@
       <w:tblBorders>
         <w:insideH w:val="single" w:color="FFFFFF" w:sz="4" w:space="0"/>
       </w:tblBorders>
-      <w:tblCellMar>
-        <w:top w:w="0" w:type="dxa"/>
-        <w:left w:w="108" w:type="dxa"/>
-        <w:bottom w:w="0" w:type="dxa"/>
-        <w:right w:w="108" w:type="dxa"/>
-      </w:tblCellMar>
     </w:tblPr>
     <w:tcPr>
       <w:shd w:val="clear" w:color="auto" w:fill="F2DBDB"/>
@@ -12970,12 +12516,6 @@
       <w:tblBorders>
         <w:insideH w:val="single" w:color="FFFFFF" w:sz="4" w:space="0"/>
       </w:tblBorders>
-      <w:tblCellMar>
-        <w:top w:w="0" w:type="dxa"/>
-        <w:left w:w="108" w:type="dxa"/>
-        <w:bottom w:w="0" w:type="dxa"/>
-        <w:right w:w="108" w:type="dxa"/>
-      </w:tblCellMar>
     </w:tblPr>
     <w:tcPr>
       <w:shd w:val="clear" w:color="auto" w:fill="EAF1DD"/>
@@ -13046,12 +12586,6 @@
       <w:tblBorders>
         <w:insideH w:val="single" w:color="FFFFFF" w:sz="4" w:space="0"/>
       </w:tblBorders>
-      <w:tblCellMar>
-        <w:top w:w="0" w:type="dxa"/>
-        <w:left w:w="108" w:type="dxa"/>
-        <w:bottom w:w="0" w:type="dxa"/>
-        <w:right w:w="108" w:type="dxa"/>
-      </w:tblCellMar>
     </w:tblPr>
     <w:tcPr>
       <w:shd w:val="clear" w:color="auto" w:fill="E5DFEC"/>
@@ -13122,12 +12656,6 @@
       <w:tblBorders>
         <w:insideH w:val="single" w:color="FFFFFF" w:sz="4" w:space="0"/>
       </w:tblBorders>
-      <w:tblCellMar>
-        <w:top w:w="0" w:type="dxa"/>
-        <w:left w:w="108" w:type="dxa"/>
-        <w:bottom w:w="0" w:type="dxa"/>
-        <w:right w:w="108" w:type="dxa"/>
-      </w:tblCellMar>
     </w:tblPr>
     <w:tcPr>
       <w:shd w:val="clear" w:color="auto" w:fill="DAEEF3"/>
@@ -13198,12 +12726,6 @@
       <w:tblBorders>
         <w:insideH w:val="single" w:color="FFFFFF" w:sz="4" w:space="0"/>
       </w:tblBorders>
-      <w:tblCellMar>
-        <w:top w:w="0" w:type="dxa"/>
-        <w:left w:w="108" w:type="dxa"/>
-        <w:bottom w:w="0" w:type="dxa"/>
-        <w:right w:w="108" w:type="dxa"/>
-      </w:tblCellMar>
     </w:tblPr>
     <w:tcPr>
       <w:shd w:val="clear" w:color="auto" w:fill="FDE9D9"/>
@@ -13261,13 +12783,13 @@
     </w:tblStylePr>
   </w:style>
   <w:style w:type="character" w:customStyle="1" w:styleId="135">
-    <w:name w:val="Header Char_74daa4a4-0927-416e-aa6f-ed151e17381f"/>
+    <w:name w:val="Header Char"/>
     <w:basedOn w:val="11"/>
     <w:link w:val="19"/>
     <w:uiPriority w:val="99"/>
   </w:style>
   <w:style w:type="character" w:customStyle="1" w:styleId="136">
-    <w:name w:val="Footer Char_f1ee2f9d-fe21-4007-98ce-f7155ad63983"/>
+    <w:name w:val="Footer Char"/>
     <w:basedOn w:val="11"/>
     <w:link w:val="18"/>
     <w:uiPriority w:val="99"/>
@@ -13280,14 +12802,14 @@
       <w:spacing w:after="0" w:line="240" w:lineRule="auto"/>
     </w:pPr>
     <w:rPr>
-      <w:rFonts w:ascii="Cambria" w:hAnsi="Cambria" w:eastAsia="ＭＳ 明朝" w:cs="SimSun"/>
+      <w:rFonts w:ascii="Cambria" w:hAnsi="Cambria" w:eastAsia="MS Mincho" w:cs="SimSun"/>
       <w:sz w:val="22"/>
       <w:szCs w:val="22"/>
       <w:lang w:val="en-US" w:eastAsia="en-US" w:bidi="ar-SA"/>
     </w:rPr>
   </w:style>
   <w:style w:type="character" w:customStyle="1" w:styleId="138">
-    <w:name w:val="Heading 1 Char_27c517af-0d7b-4c74-ac54-11de573f3aff"/>
+    <w:name w:val="Heading 1 Char"/>
     <w:basedOn w:val="11"/>
     <w:link w:val="2"/>
     <w:uiPriority w:val="9"/>
@@ -13301,10 +12823,9 @@
     </w:rPr>
   </w:style>
   <w:style w:type="character" w:customStyle="1" w:styleId="139">
-    <w:name w:val="Heading 2 Char_fcb64a40-013f-4a3c-970b-7e2519092441"/>
+    <w:name w:val="Heading 2 Char"/>
     <w:basedOn w:val="11"/>
     <w:link w:val="3"/>
-    <w:qFormat/>
     <w:uiPriority w:val="9"/>
     <w:rPr>
       <w:rFonts w:ascii="Calibri" w:hAnsi="Calibri" w:eastAsia="MS Gothic" w:cs="SimSun"/>
@@ -13316,10 +12837,9 @@
     </w:rPr>
   </w:style>
   <w:style w:type="character" w:customStyle="1" w:styleId="140">
-    <w:name w:val="Heading 3 Char_241e7807-7ee7-4dee-972e-5acf74e8e26f"/>
+    <w:name w:val="Heading 3 Char"/>
     <w:basedOn w:val="11"/>
     <w:link w:val="4"/>
-    <w:qFormat/>
     <w:uiPriority w:val="9"/>
     <w:rPr>
       <w:rFonts w:ascii="Calibri" w:hAnsi="Calibri" w:eastAsia="MS Gothic" w:cs="SimSun"/>
@@ -13329,7 +12849,7 @@
     </w:rPr>
   </w:style>
   <w:style w:type="character" w:customStyle="1" w:styleId="141">
-    <w:name w:val="Title Char_40a54d3f-70ef-4743-a6a3-13a2377cd4a3"/>
+    <w:name w:val="Title Char"/>
     <w:basedOn w:val="11"/>
     <w:link w:val="36"/>
     <w:uiPriority w:val="10"/>
@@ -13371,14 +12891,12 @@
     <w:name w:val="Body Text Char"/>
     <w:basedOn w:val="11"/>
     <w:link w:val="13"/>
-    <w:qFormat/>
     <w:uiPriority w:val="99"/>
   </w:style>
   <w:style w:type="character" w:customStyle="1" w:styleId="145">
     <w:name w:val="Body Text 2 Char"/>
     <w:basedOn w:val="11"/>
     <w:link w:val="14"/>
-    <w:qFormat/>
     <w:uiPriority w:val="99"/>
   </w:style>
   <w:style w:type="character" w:customStyle="1" w:styleId="146">
@@ -13416,7 +12934,7 @@
     </w:rPr>
   </w:style>
   <w:style w:type="character" w:customStyle="1" w:styleId="149">
-    <w:name w:val="Quote Char_69b877f9-4e71-403d-be1e-4746c1ca131c"/>
+    <w:name w:val="Quote Char"/>
     <w:basedOn w:val="11"/>
     <w:link w:val="148"/>
     <w:uiPriority w:val="29"/>
@@ -13427,7 +12945,7 @@
     </w:rPr>
   </w:style>
   <w:style w:type="character" w:customStyle="1" w:styleId="150">
-    <w:name w:val="Heading 4 Char_31330160-c2c9-4c45-b6e1-c8c8af66e22b"/>
+    <w:name w:val="Heading 4 Char"/>
     <w:basedOn w:val="11"/>
     <w:link w:val="5"/>
     <w:uiPriority w:val="9"/>
@@ -13441,7 +12959,7 @@
     </w:rPr>
   </w:style>
   <w:style w:type="character" w:customStyle="1" w:styleId="151">
-    <w:name w:val="Heading 5 Char_5b864f3d-67d6-4051-8318-bf5b5944fa06"/>
+    <w:name w:val="Heading 5 Char"/>
     <w:basedOn w:val="11"/>
     <w:link w:val="6"/>
     <w:uiPriority w:val="9"/>
@@ -13451,7 +12969,7 @@
     </w:rPr>
   </w:style>
   <w:style w:type="character" w:customStyle="1" w:styleId="152">
-    <w:name w:val="Heading 6 Char_43ca52ef-899d-4be9-94cb-d35b3dfee49d"/>
+    <w:name w:val="Heading 6 Char"/>
     <w:basedOn w:val="11"/>
     <w:link w:val="7"/>
     <w:uiPriority w:val="9"/>
@@ -13463,7 +12981,7 @@
     </w:rPr>
   </w:style>
   <w:style w:type="character" w:customStyle="1" w:styleId="153">
-    <w:name w:val="Heading 7 Char_4367f9ce-55e6-461d-97c6-aac208e45bf5"/>
+    <w:name w:val="Heading 7 Char"/>
     <w:basedOn w:val="11"/>
     <w:link w:val="8"/>
     <w:uiPriority w:val="9"/>
@@ -13475,7 +12993,7 @@
     </w:rPr>
   </w:style>
   <w:style w:type="character" w:customStyle="1" w:styleId="154">
-    <w:name w:val="Heading 8 Char_e4d4926b-4224-45f8-bb8f-9a5842df50bf"/>
+    <w:name w:val="Heading 8 Char"/>
     <w:basedOn w:val="11"/>
     <w:link w:val="9"/>
     <w:uiPriority w:val="9"/>
@@ -13487,7 +13005,7 @@
     </w:rPr>
   </w:style>
   <w:style w:type="character" w:customStyle="1" w:styleId="155">
-    <w:name w:val="Heading 9 Char_a39aad18-f1ef-45aa-8522-c9912549b56a"/>
+    <w:name w:val="Heading 9 Char"/>
     <w:basedOn w:val="11"/>
     <w:link w:val="10"/>
     <w:uiPriority w:val="9"/>
@@ -13523,7 +13041,7 @@
     </w:rPr>
   </w:style>
   <w:style w:type="character" w:customStyle="1" w:styleId="157">
-    <w:name w:val="Intense Quote Char_d07739d3-c3d3-4bb0-86aa-841912226a2f"/>
+    <w:name w:val="Intense Quote Char"/>
     <w:basedOn w:val="11"/>
     <w:link w:val="156"/>
     <w:uiPriority w:val="30"/>
@@ -13894,10 +13412,27 @@
 </file>
 
 <file path=customXml/item1.xml><?xml version="1.0" encoding="utf-8"?>
+<s:customData xmlns="http://www.wps.cn/officeDocument/2013/wpsCustomData" xmlns:s="http://www.wps.cn/officeDocument/2013/wpsCustomData">
+  <customSectProps/>
+  <customShpExts>
+    <customShpInfo spid="_x0000_s1026"/>
+  </customShpExts>
+</s:customData>
+</file>
+
+<file path=customXml/item2.xml><?xml version="1.0" encoding="utf-8"?>
 <b:Sources xmlns:b="http://schemas.openxmlformats.org/officeDocument/2006/bibliography" xmlns="http://schemas.openxmlformats.org/officeDocument/2006/bibliography" SelectedStyle="/APA.XSL" StyleName="APA"/>
 </file>
 
 <file path=customXml/itemProps1.xml><?xml version="1.0" encoding="utf-8"?>
+<ds:datastoreItem xmlns:ds="http://schemas.openxmlformats.org/officeDocument/2006/customXml" ds:itemID="{B1977F7D-205B-4081-913C-38D41E755F92}">
+  <ds:schemaRefs>
+    <ds:schemaRef ds:uri="http://www.wps.cn/officeDocument/2013/wpsCustomData"/>
+  </ds:schemaRefs>
+</ds:datastoreItem>
+</file>
+
+<file path=customXml/itemProps2.xml><?xml version="1.0" encoding="utf-8"?>
 <ds:datastoreItem xmlns:ds="http://schemas.openxmlformats.org/officeDocument/2006/customXml" ds:itemID="{EF278816-EC6F-A645-907D-7F25AECB1D4A}">
   <ds:schemaRefs/>
 </ds:datastoreItem>
